--- a/docs/word/03 - Regras de negócio.docx
+++ b/docs/word/03 - Regras de negócio.docx
@@ -92,7 +92,7 @@
           <w:sz w:val="22"/>
           <w:szCs w:val="22"/>
         </w:rPr>
-        <w:t xml:space="preserve">Atualizado em 17 de outubro de 2026</w:t>
+        <w:t xml:space="preserve">Atualizado em 23 de outubro de 2026</w:t>
       </w:r>
     </w:p>
     <w:p>
@@ -118,11 +118,11 @@
       <w:pPr>
         <w:pStyle w:val="Heading1"/>
       </w:pPr>
-      <w:bookmarkStart w:name="_Toc25" w:id="25"/>
+      <w:bookmarkStart w:name="_Toc26" w:id="26"/>
       <w:r>
         <w:t xml:space="preserve">Sumário</w:t>
       </w:r>
-      <w:bookmarkEnd w:id="25"/>
+      <w:bookmarkEnd w:id="26"/>
     </w:p>
     <w:p>
       <w:r>
@@ -153,7 +153,7 @@
             <w:instrText xml:space="preserve">TOC \h \o "1-2"</w:instrText>
             <w:fldChar w:fldCharType="separate"/>
           </w:r>
-          <w:hyperlink w:history="1" w:anchor="_Toc25">
+          <w:hyperlink w:history="1" w:anchor="_Toc26">
             <w:r>
               <w:t xml:space="preserve">Sumário</w:t>
             </w:r>
@@ -162,7 +162,7 @@
             </w:r>
             <w:r>
               <w:fldChar w:fldCharType="begin" w:dirty="true"/>
-              <w:instrText xml:space="preserve">PAGEREF _Toc25 \h</w:instrText>
+              <w:instrText xml:space="preserve">PAGEREF _Toc26 \h</w:instrText>
               <w:fldChar w:fldCharType="separate"/>
               <w:fldChar w:fldCharType="end"/>
             </w:r>
@@ -175,32 +175,9 @@
               <w:tab w:val="right" w:pos="9638" w:leader="dot"/>
             </w:tabs>
           </w:pPr>
-          <w:hyperlink w:history="1" w:anchor="_Toc26">
+          <w:hyperlink w:history="1" w:anchor="_Toc27">
             <w:r>
               <w:t xml:space="preserve">Regras de negócio</w:t>
-            </w:r>
-            <w:r>
-              <w:tab/>
-            </w:r>
-            <w:r>
-              <w:fldChar w:fldCharType="begin" w:dirty="true"/>
-              <w:instrText xml:space="preserve">PAGEREF _Toc26 \h</w:instrText>
-              <w:fldChar w:fldCharType="separate"/>
-              <w:fldChar w:fldCharType="end"/>
-            </w:r>
-          </w:hyperlink>
-        </w:p>
-        <w:p>
-          <w:pPr>
-            <w:pStyle w:val="TOC2"/>
-            <w:tabs>
-              <w:tab w:val="right" w:pos="9638" w:leader="dot"/>
-            </w:tabs>
-            <w:ind w:left="220"/>
-          </w:pPr>
-          <w:hyperlink w:history="1" w:anchor="_Toc27">
-            <w:r>
-              <w:t xml:space="preserve">1. Faltas e ciclo</w:t>
             </w:r>
             <w:r>
               <w:tab/>
@@ -223,7 +200,7 @@
           </w:pPr>
           <w:hyperlink w:history="1" w:anchor="_Toc28">
             <w:r>
-              <w:t xml:space="preserve">2. Prazo de liberação</w:t>
+              <w:t xml:space="preserve">1. Faltas e ciclo</w:t>
             </w:r>
             <w:r>
               <w:tab/>
@@ -246,7 +223,7 @@
           </w:pPr>
           <w:hyperlink w:history="1" w:anchor="_Toc29">
             <w:r>
-              <w:t xml:space="preserve">3. Bloqueio automático (01:00)</w:t>
+              <w:t xml:space="preserve">2. Prazo de liberação</w:t>
             </w:r>
             <w:r>
               <w:tab/>
@@ -269,7 +246,7 @@
           </w:pPr>
           <w:hyperlink w:history="1" w:anchor="_Toc30">
             <w:r>
-              <w:t xml:space="preserve">4. Liberação (sempre manual)</w:t>
+              <w:t xml:space="preserve">3. Bloqueio automático (01:00)</w:t>
             </w:r>
             <w:r>
               <w:tab/>
@@ -292,7 +269,7 @@
           </w:pPr>
           <w:hyperlink w:history="1" w:anchor="_Toc31">
             <w:r>
-              <w:t xml:space="preserve">5. Bloqueio pelo painel</w:t>
+              <w:t xml:space="preserve">4. Liberação</w:t>
             </w:r>
             <w:r>
               <w:tab/>
@@ -315,7 +292,7 @@
           </w:pPr>
           <w:hyperlink w:history="1" w:anchor="_Toc32">
             <w:r>
-              <w:t xml:space="preserve">6. Registro de situação e isenção</w:t>
+              <w:t xml:space="preserve">5. Bloqueio pelo painel</w:t>
             </w:r>
             <w:r>
               <w:tab/>
@@ -338,7 +315,7 @@
           </w:pPr>
           <w:hyperlink w:history="1" w:anchor="_Toc33">
             <w:r>
-              <w:t xml:space="preserve">7. Situação de cada paciente (selos do painel)</w:t>
+              <w:t xml:space="preserve">6. Registro de situação e isenção</w:t>
             </w:r>
             <w:r>
               <w:tab/>
@@ -361,7 +338,7 @@
           </w:pPr>
           <w:hyperlink w:history="1" w:anchor="_Toc34">
             <w:r>
-              <w:t xml:space="preserve">8. Rastreabilidade</w:t>
+              <w:t xml:space="preserve">7. Situação de cada paciente (selos do painel)</w:t>
             </w:r>
             <w:r>
               <w:tab/>
@@ -384,7 +361,7 @@
           </w:pPr>
           <w:hyperlink w:history="1" w:anchor="_Toc35">
             <w:r>
-              <w:t xml:space="preserve">9. Usuários e acesso</w:t>
+              <w:t xml:space="preserve">8. Rastreabilidade</w:t>
             </w:r>
             <w:r>
               <w:tab/>
@@ -407,7 +384,7 @@
           </w:pPr>
           <w:hyperlink w:history="1" w:anchor="_Toc36">
             <w:r>
-              <w:t xml:space="preserve">10. Dados pessoais (LGPD)</w:t>
+              <w:t xml:space="preserve">9. Usuários e acesso</w:t>
             </w:r>
             <w:r>
               <w:tab/>
@@ -430,7 +407,7 @@
           </w:pPr>
           <w:hyperlink w:history="1" w:anchor="_Toc37">
             <w:r>
-              <w:t xml:space="preserve">11. Desempenho do painel</w:t>
+              <w:t xml:space="preserve">10. Dados pessoais (LGPD)</w:t>
             </w:r>
             <w:r>
               <w:tab/>
@@ -453,7 +430,7 @@
           </w:pPr>
           <w:hyperlink w:history="1" w:anchor="_Toc38">
             <w:r>
-              <w:t xml:space="preserve">12. Nomes e cadastros</w:t>
+              <w:t xml:space="preserve">11. Desempenho do painel</w:t>
             </w:r>
             <w:r>
               <w:tab/>
@@ -461,6 +438,75 @@
             <w:r>
               <w:fldChar w:fldCharType="begin" w:dirty="true"/>
               <w:instrText xml:space="preserve">PAGEREF _Toc38 \h</w:instrText>
+              <w:fldChar w:fldCharType="separate"/>
+              <w:fldChar w:fldCharType="end"/>
+            </w:r>
+          </w:hyperlink>
+        </w:p>
+        <w:p>
+          <w:pPr>
+            <w:pStyle w:val="TOC2"/>
+            <w:tabs>
+              <w:tab w:val="right" w:pos="9638" w:leader="dot"/>
+            </w:tabs>
+            <w:ind w:left="220"/>
+          </w:pPr>
+          <w:hyperlink w:history="1" w:anchor="_Toc39">
+            <w:r>
+              <w:t xml:space="preserve">12. Nomes e cadastros</w:t>
+            </w:r>
+            <w:r>
+              <w:tab/>
+            </w:r>
+            <w:r>
+              <w:fldChar w:fldCharType="begin" w:dirty="true"/>
+              <w:instrText xml:space="preserve">PAGEREF _Toc39 \h</w:instrText>
+              <w:fldChar w:fldCharType="separate"/>
+              <w:fldChar w:fldCharType="end"/>
+            </w:r>
+          </w:hyperlink>
+        </w:p>
+        <w:p>
+          <w:pPr>
+            <w:pStyle w:val="TOC2"/>
+            <w:tabs>
+              <w:tab w:val="right" w:pos="9638" w:leader="dot"/>
+            </w:tabs>
+            <w:ind w:left="220"/>
+          </w:pPr>
+          <w:hyperlink w:history="1" w:anchor="_Toc40">
+            <w:r>
+              <w:t xml:space="preserve">13. Solicitações de desbloqueio</w:t>
+            </w:r>
+            <w:r>
+              <w:tab/>
+            </w:r>
+            <w:r>
+              <w:fldChar w:fldCharType="begin" w:dirty="true"/>
+              <w:instrText xml:space="preserve">PAGEREF _Toc40 \h</w:instrText>
+              <w:fldChar w:fldCharType="separate"/>
+              <w:fldChar w:fldCharType="end"/>
+            </w:r>
+          </w:hyperlink>
+        </w:p>
+        <w:p>
+          <w:pPr>
+            <w:pStyle w:val="TOC2"/>
+            <w:tabs>
+              <w:tab w:val="right" w:pos="9638" w:leader="dot"/>
+            </w:tabs>
+            <w:ind w:left="220"/>
+          </w:pPr>
+          <w:hyperlink w:history="1" w:anchor="_Toc41">
+            <w:r>
+              <w:t xml:space="preserve">14. Liberação automática (02:00)</w:t>
+            </w:r>
+            <w:r>
+              <w:tab/>
+            </w:r>
+            <w:r>
+              <w:fldChar w:fldCharType="begin" w:dirty="true"/>
+              <w:instrText xml:space="preserve">PAGEREF _Toc41 \h</w:instrText>
               <w:fldChar w:fldCharType="separate"/>
               <w:fldChar w:fldCharType="end"/>
             </w:r>
@@ -478,11 +524,11 @@
         <w:pStyle w:val="Heading1"/>
         <w:pageBreakBefore/>
       </w:pPr>
-      <w:bookmarkStart w:name="_Toc26" w:id="26"/>
+      <w:bookmarkStart w:name="_Toc27" w:id="27"/>
       <w:r>
         <w:t xml:space="preserve">Regras de negócio</w:t>
       </w:r>
-      <w:bookmarkEnd w:id="26"/>
+      <w:bookmarkEnd w:id="27"/>
     </w:p>
     <w:p>
       <w:pPr>
@@ -540,11 +586,11 @@
       <w:pPr>
         <w:pStyle w:val="Heading2"/>
       </w:pPr>
-      <w:bookmarkStart w:name="_Toc27" w:id="27"/>
+      <w:bookmarkStart w:name="_Toc28" w:id="28"/>
       <w:r>
         <w:t xml:space="preserve">1. Faltas e ciclo</w:t>
       </w:r>
-      <w:bookmarkEnd w:id="27"/>
+      <w:bookmarkEnd w:id="28"/>
     </w:p>
     <w:tbl>
       <w:tblPr>
@@ -1465,11 +1511,11 @@
       <w:pPr>
         <w:pStyle w:val="Heading2"/>
       </w:pPr>
-      <w:bookmarkStart w:name="_Toc28" w:id="28"/>
+      <w:bookmarkStart w:name="_Toc29" w:id="29"/>
       <w:r>
         <w:t xml:space="preserve">2. Prazo de liberação</w:t>
       </w:r>
-      <w:bookmarkEnd w:id="28"/>
+      <w:bookmarkEnd w:id="29"/>
     </w:p>
     <w:tbl>
       <w:tblPr>
@@ -1872,20 +1918,30 @@
                 <w:b/>
                 <w:bCs/>
               </w:rPr>
-              <w:t xml:space="preserve">O prazo não decide o bloqueio.</w:t>
-            </w:r>
-            <w:r>
-              <w:t xml:space="preserve"> Ele só diz </w:t>
-            </w:r>
-            <w:r>
-              <w:rPr>
-                <w:b/>
-                <w:bCs/>
-              </w:rPr>
-              <w:t xml:space="preserve">a partir de quando o paciente pode ser liberado</w:t>
-            </w:r>
-            <w:r>
-              <w:t xml:space="preserve">. Toda falta do ciclo bloqueia, com o prazo correndo ou já vencido</w:t>
+              <w:t xml:space="preserve">O prazo decide o fim do bloqueio.</w:t>
+            </w:r>
+            <w:r>
+              <w:t xml:space="preserve"> Toda falta do ciclo bloqueia </w:t>
+            </w:r>
+            <w:r>
+              <w:rPr>
+                <w:b/>
+                <w:bCs/>
+              </w:rPr>
+              <w:t xml:space="preserve">enquanto o prazo corre</w:t>
+            </w:r>
+            <w:r>
+              <w:t xml:space="preserve">. Quem já cumpriu o prazo da falta vigente (por exemplo, falta lançada atrasada no CNN) </w:t>
+            </w:r>
+            <w:r>
+              <w:rPr>
+                <w:b/>
+                <w:bCs/>
+              </w:rPr>
+              <w:t xml:space="preserve">não é bloqueado</w:t>
+            </w:r>
+            <w:r>
+              <w:t xml:space="preserve">. (Até 22/10/2026, toda falta do ciclo bloqueava, com o prazo correndo ou não.)</w:t>
             </w:r>
           </w:p>
         </w:tc>
@@ -1940,11 +1996,11 @@
       <w:pPr>
         <w:pStyle w:val="Heading2"/>
       </w:pPr>
-      <w:bookmarkStart w:name="_Toc29" w:id="29"/>
+      <w:bookmarkStart w:name="_Toc30" w:id="30"/>
       <w:r>
         <w:t xml:space="preserve">3. Bloqueio automático (01:00)</w:t>
       </w:r>
-      <w:bookmarkEnd w:id="29"/>
+      <w:bookmarkEnd w:id="30"/>
     </w:p>
     <w:tbl>
       <w:tblPr>
@@ -2099,7 +2155,7 @@
                 <w:b/>
                 <w:bCs/>
               </w:rPr>
-              <w:t xml:space="preserve">todo paciente com falta no ciclo que esteja ativo no CNN</w:t>
+              <w:t xml:space="preserve">todo paciente com falta no ciclo, com o prazo correndo, que esteja ativo no CNN</w:t>
             </w:r>
           </w:p>
         </w:tc>
@@ -2766,11 +2822,11 @@
       <w:pPr>
         <w:pStyle w:val="Heading2"/>
       </w:pPr>
-      <w:bookmarkStart w:name="_Toc30" w:id="30"/>
+      <w:bookmarkStart w:name="_Toc31" w:id="31"/>
       <w:r>
-        <w:t xml:space="preserve">4. Liberação (sempre manual)</w:t>
+        <w:t xml:space="preserve">4. Liberação</w:t>
       </w:r>
-      <w:bookmarkEnd w:id="30"/>
+      <w:bookmarkEnd w:id="31"/>
     </w:p>
     <w:tbl>
       <w:tblPr>
@@ -2786,9 +2842,9 @@
         <w:tblLayout w:type="fixed"/>
       </w:tblPr>
       <w:tblGrid>
-        <w:gridCol w:w="664"/>
-        <w:gridCol w:w="5361"/>
-        <w:gridCol w:w="3613"/>
+        <w:gridCol w:w="601"/>
+        <w:gridCol w:w="4846"/>
+        <w:gridCol w:w="4191"/>
       </w:tblGrid>
       <w:tr>
         <w:trPr>
@@ -2796,7 +2852,7 @@
         </w:trPr>
         <w:tc>
           <w:tcPr>
-            <w:tcW w:type="dxa" w:w="664"/>
+            <w:tcW w:type="dxa" w:w="601"/>
             <w:shd w:fill="1C1FC8" w:color="auto" w:val="clear"/>
             <w:tcMar>
               <w:top w:type="dxa" w:w="60"/>
@@ -2821,7 +2877,7 @@
         </w:tc>
         <w:tc>
           <w:tcPr>
-            <w:tcW w:type="dxa" w:w="5361"/>
+            <w:tcW w:type="dxa" w:w="4846"/>
             <w:shd w:fill="1C1FC8" w:color="auto" w:val="clear"/>
             <w:tcMar>
               <w:top w:type="dxa" w:w="60"/>
@@ -2846,7 +2902,7 @@
         </w:tc>
         <w:tc>
           <w:tcPr>
-            <w:tcW w:type="dxa" w:w="3613"/>
+            <w:tcW w:type="dxa" w:w="4191"/>
             <w:shd w:fill="1C1FC8" w:color="auto" w:val="clear"/>
             <w:tcMar>
               <w:top w:type="dxa" w:w="60"/>
@@ -2876,7 +2932,7 @@
         </w:trPr>
         <w:tc>
           <w:tcPr>
-            <w:tcW w:type="dxa" w:w="664"/>
+            <w:tcW w:type="dxa" w:w="601"/>
             <w:tcMar>
               <w:top w:type="dxa" w:w="60"/>
               <w:left w:type="dxa" w:w="100"/>
@@ -2895,59 +2951,82 @@
         </w:tc>
         <w:tc>
           <w:tcPr>
-            <w:tcW w:type="dxa" w:w="5361"/>
-            <w:tcMar>
-              <w:top w:type="dxa" w:w="60"/>
-              <w:left w:type="dxa" w:w="100"/>
-              <w:bottom w:type="dxa" w:w="60"/>
-              <w:right w:type="dxa" w:w="100"/>
-            </w:tcMar>
-          </w:tcPr>
-          <w:p>
-            <w:pPr>
-              <w:spacing w:after="40" w:before="40"/>
-            </w:pPr>
-            <w:r>
-              <w:rPr>
-                <w:b/>
-                <w:bCs/>
-              </w:rPr>
-              <w:t xml:space="preserve">A liberação é sempre feita por uma pessoa</w:t>
-            </w:r>
-            <w:r>
-              <w:t xml:space="preserve">, pelo painel. A liberação automática das 02:00 está </w:t>
-            </w:r>
-            <w:r>
-              <w:rPr>
-                <w:b/>
-                <w:bCs/>
-              </w:rPr>
-              <w:t xml:space="preserve">desativada</w:t>
-            </w:r>
-          </w:p>
-        </w:tc>
-        <w:tc>
-          <w:tcPr>
-            <w:tcW w:type="dxa" w:w="3613"/>
-            <w:tcMar>
-              <w:top w:type="dxa" w:w="60"/>
-              <w:left w:type="dxa" w:w="100"/>
-              <w:bottom w:type="dxa" w:w="60"/>
-              <w:right w:type="dxa" w:w="100"/>
-            </w:tcMar>
-          </w:tcPr>
-          <w:p>
-            <w:pPr>
-              <w:spacing w:after="40" w:before="40"/>
-            </w:pPr>
-            <w:r>
-              <w:t xml:space="preserve">Workflow Ações; </w:t>
+            <w:tcW w:type="dxa" w:w="4846"/>
+            <w:tcMar>
+              <w:top w:type="dxa" w:w="60"/>
+              <w:left w:type="dxa" w:w="100"/>
+              <w:bottom w:type="dxa" w:w="60"/>
+              <w:right w:type="dxa" w:w="100"/>
+            </w:tcMar>
+          </w:tcPr>
+          <w:p>
+            <w:pPr>
+              <w:spacing w:after="40" w:before="40"/>
+            </w:pPr>
+            <w:r>
+              <w:rPr>
+                <w:b/>
+                <w:bCs/>
+              </w:rPr>
+              <w:t xml:space="preserve">Depois do prazo</w:t>
+            </w:r>
+            <w:r>
+              <w:t xml:space="preserve">, a liberação é </w:t>
+            </w:r>
+            <w:r>
+              <w:rPr>
+                <w:b/>
+                <w:bCs/>
+              </w:rPr>
+              <w:t xml:space="preserve">automática</w:t>
+            </w:r>
+            <w:r>
+              <w:t xml:space="preserve">, todo dia às </w:t>
+            </w:r>
+            <w:r>
+              <w:rPr>
+                <w:b/>
+                <w:bCs/>
+              </w:rPr>
+              <w:t xml:space="preserve">02:00</w:t>
+            </w:r>
+            <w:r>
+              <w:t xml:space="preserve"> (R81). Editor e Admin também podem liberar na hora quem está </w:t>
+            </w:r>
+            <w:r>
+              <w:rPr>
+                <w:b/>
+                <w:bCs/>
+              </w:rPr>
+              <w:t xml:space="preserve">Apto a liberar</w:t>
+            </w:r>
+          </w:p>
+        </w:tc>
+        <w:tc>
+          <w:tcPr>
+            <w:tcW w:type="dxa" w:w="4191"/>
+            <w:tcMar>
+              <w:top w:type="dxa" w:w="60"/>
+              <w:left w:type="dxa" w:w="100"/>
+              <w:bottom w:type="dxa" w:w="60"/>
+              <w:right w:type="dxa" w:w="100"/>
+            </w:tcMar>
+          </w:tcPr>
+          <w:p>
+            <w:pPr>
+              <w:spacing w:after="40" w:before="40"/>
+            </w:pPr>
+            <w:r>
+              <w:t xml:space="preserve">Workflow de liberação (</w:t>
             </w:r>
             <w:r>
               <w:rPr>
                 <w:color w:val="1C1FC8"/>
               </w:rPr>
               <w:t xml:space="preserve">liberacao.md</w:t>
+            </w:r>
+            <w:r>
+              <w:t xml:space="preserve">); Ações</w:t>
             </w:r>
           </w:p>
         </w:tc>
@@ -2958,7 +3037,7 @@
         </w:trPr>
         <w:tc>
           <w:tcPr>
-            <w:tcW w:type="dxa" w:w="664"/>
+            <w:tcW w:type="dxa" w:w="601"/>
             <w:shd w:fill="F6F4FE" w:color="auto" w:val="clear"/>
             <w:tcMar>
               <w:top w:type="dxa" w:w="60"/>
@@ -2978,7 +3057,7 @@
         </w:tc>
         <w:tc>
           <w:tcPr>
-            <w:tcW w:type="dxa" w:w="5361"/>
+            <w:tcW w:type="dxa" w:w="4846"/>
             <w:shd w:fill="F6F4FE" w:color="auto" w:val="clear"/>
             <w:tcMar>
               <w:top w:type="dxa" w:w="60"/>
@@ -3015,7 +3094,7 @@
         </w:tc>
         <w:tc>
           <w:tcPr>
-            <w:tcW w:type="dxa" w:w="3613"/>
+            <w:tcW w:type="dxa" w:w="4191"/>
             <w:shd w:fill="F6F4FE" w:color="auto" w:val="clear"/>
             <w:tcMar>
               <w:top w:type="dxa" w:w="60"/>
@@ -3063,7 +3142,7 @@
         </w:trPr>
         <w:tc>
           <w:tcPr>
-            <w:tcW w:type="dxa" w:w="664"/>
+            <w:tcW w:type="dxa" w:w="601"/>
             <w:tcMar>
               <w:top w:type="dxa" w:w="60"/>
               <w:left w:type="dxa" w:w="100"/>
@@ -3082,30 +3161,50 @@
         </w:tc>
         <w:tc>
           <w:tcPr>
-            <w:tcW w:type="dxa" w:w="5361"/>
-            <w:tcMar>
-              <w:top w:type="dxa" w:w="60"/>
-              <w:left w:type="dxa" w:w="100"/>
-              <w:bottom w:type="dxa" w:w="60"/>
-              <w:right w:type="dxa" w:w="100"/>
-            </w:tcMar>
-          </w:tcPr>
-          <w:p>
-            <w:pPr>
-              <w:spacing w:after="40" w:before="40"/>
-            </w:pPr>
-            <w:r>
-              <w:t xml:space="preserve">Pode liberar </w:t>
-            </w:r>
-            <w:r>
-              <w:rPr>
-                <w:b/>
-                <w:bCs/>
-              </w:rPr>
-              <w:t xml:space="preserve">antes do fim do prazo</w:t>
-            </w:r>
-            <w:r>
-              <w:t xml:space="preserve">. A liberação fica marcada como </w:t>
+            <w:tcW w:type="dxa" w:w="4846"/>
+            <w:tcMar>
+              <w:top w:type="dxa" w:w="60"/>
+              <w:left w:type="dxa" w:w="100"/>
+              <w:bottom w:type="dxa" w:w="60"/>
+              <w:right w:type="dxa" w:w="100"/>
+            </w:tcMar>
+          </w:tcPr>
+          <w:p>
+            <w:pPr>
+              <w:spacing w:after="40" w:before="40"/>
+            </w:pPr>
+            <w:r>
+              <w:rPr>
+                <w:b/>
+                <w:bCs/>
+              </w:rPr>
+              <w:t xml:space="preserve">Antes do fim do prazo</w:t>
+            </w:r>
+            <w:r>
+              <w:t xml:space="preserve">, liberar só com uma </w:t>
+            </w:r>
+            <w:r>
+              <w:rPr>
+                <w:b/>
+                <w:bCs/>
+              </w:rPr>
+              <w:t xml:space="preserve">solicitação de desbloqueio aprovada pelo administrador</w:t>
+            </w:r>
+            <w:r>
+              <w:t xml:space="preserve"> (R70 a R80). Sem ela, a resposta é </w:t>
+            </w:r>
+            <w:r>
+              <w:rPr>
+                <w:rFonts w:ascii="Consolas" w:cs="Consolas" w:eastAsia="Consolas" w:hAnsi="Consolas"/>
+                <w:color w:val="6A1BBF"/>
+                <w:sz w:val="18"/>
+                <w:szCs w:val="18"/>
+                <w:shd w:fill="F1ECFB" w:color="auto" w:val="clear"/>
+              </w:rPr>
+              <w:t xml:space="preserve">SOLICITACAO_NECESSARIA</w:t>
+            </w:r>
+            <w:r>
+              <w:t xml:space="preserve">, inclusive para o admin. A liberação fica marcada como </w:t>
             </w:r>
             <w:r>
               <w:rPr>
@@ -3121,7 +3220,7 @@
         </w:tc>
         <w:tc>
           <w:tcPr>
-            <w:tcW w:type="dxa" w:w="3613"/>
+            <w:tcW w:type="dxa" w:w="4191"/>
             <w:tcMar>
               <w:top w:type="dxa" w:w="60"/>
               <w:left w:type="dxa" w:w="100"/>
@@ -3155,6 +3254,19 @@
                 <w:shd w:fill="F1ECFB" w:color="auto" w:val="clear"/>
               </w:rPr>
               <w:t xml:space="preserve">antecipada</w:t>
+            </w:r>
+            <w:r>
+              <w:t xml:space="preserve">, </w:t>
+            </w:r>
+            <w:r>
+              <w:rPr>
+                <w:rFonts w:ascii="Consolas" w:cs="Consolas" w:eastAsia="Consolas" w:hAnsi="Consolas"/>
+                <w:color w:val="6A1BBF"/>
+                <w:sz w:val="18"/>
+                <w:szCs w:val="18"/>
+                <w:shd w:fill="F1ECFB" w:color="auto" w:val="clear"/>
+              </w:rPr>
+              <w:t xml:space="preserve">SOLICITACAO_NECESSARIA</w:t>
             </w:r>
             <w:r>
               <w:t xml:space="preserve">)</w:t>
@@ -3168,7 +3280,7 @@
         </w:trPr>
         <w:tc>
           <w:tcPr>
-            <w:tcW w:type="dxa" w:w="664"/>
+            <w:tcW w:type="dxa" w:w="601"/>
             <w:shd w:fill="F6F4FE" w:color="auto" w:val="clear"/>
             <w:tcMar>
               <w:top w:type="dxa" w:w="60"/>
@@ -3188,7 +3300,7 @@
         </w:tc>
         <w:tc>
           <w:tcPr>
-            <w:tcW w:type="dxa" w:w="5361"/>
+            <w:tcW w:type="dxa" w:w="4846"/>
             <w:shd w:fill="F6F4FE" w:color="auto" w:val="clear"/>
             <w:tcMar>
               <w:top w:type="dxa" w:w="60"/>
@@ -3212,7 +3324,7 @@
               <w:t xml:space="preserve">já está ativo</w:t>
             </w:r>
             <w:r>
-              <w:t xml:space="preserve">, não envia nada (resposta </w:t>
+              <w:t xml:space="preserve"> e o prazo já terminou, não envia nada (resposta </w:t>
             </w:r>
             <w:r>
               <w:rPr>
@@ -3235,13 +3347,13 @@
               <w:t xml:space="preserve">registrar a liberação</w:t>
             </w:r>
             <w:r>
-              <w:t xml:space="preserve"> feita fora do painel</w:t>
-            </w:r>
-          </w:p>
-        </w:tc>
-        <w:tc>
-          <w:tcPr>
-            <w:tcW w:type="dxa" w:w="3613"/>
+              <w:t xml:space="preserve"> feita fora do painel. Antes do prazo, vale R23</w:t>
+            </w:r>
+          </w:p>
+        </w:tc>
+        <w:tc>
+          <w:tcPr>
+            <w:tcW w:type="dxa" w:w="4191"/>
             <w:shd w:fill="F6F4FE" w:color="auto" w:val="clear"/>
             <w:tcMar>
               <w:top w:type="dxa" w:w="60"/>
@@ -3273,7 +3385,7 @@
         </w:trPr>
         <w:tc>
           <w:tcPr>
-            <w:tcW w:type="dxa" w:w="664"/>
+            <w:tcW w:type="dxa" w:w="601"/>
             <w:tcMar>
               <w:top w:type="dxa" w:w="60"/>
               <w:left w:type="dxa" w:w="100"/>
@@ -3292,50 +3404,47 @@
         </w:tc>
         <w:tc>
           <w:tcPr>
-            <w:tcW w:type="dxa" w:w="5361"/>
-            <w:tcMar>
-              <w:top w:type="dxa" w:w="60"/>
-              <w:left w:type="dxa" w:w="100"/>
-              <w:bottom w:type="dxa" w:w="60"/>
-              <w:right w:type="dxa" w:w="100"/>
-            </w:tcMar>
-          </w:tcPr>
-          <w:p>
-            <w:pPr>
-              <w:spacing w:after="40" w:before="40"/>
-            </w:pPr>
-            <w:r>
-              <w:t xml:space="preserve">Se o paciente está ativo e </w:t>
-            </w:r>
-            <w:r>
-              <w:rPr>
-                <w:b/>
-                <w:bCs/>
-              </w:rPr>
-              <w:t xml:space="preserve">ainda não foi bloqueado</w:t>
-            </w:r>
-            <w:r>
-              <w:t xml:space="preserve"> por aquela falta, a resposta é </w:t>
-            </w:r>
-            <w:r>
-              <w:rPr>
-                <w:rFonts w:ascii="Consolas" w:cs="Consolas" w:eastAsia="Consolas" w:hAnsi="Consolas"/>
-                <w:color w:val="6A1BBF"/>
-                <w:sz w:val="18"/>
-                <w:szCs w:val="18"/>
-                <w:shd w:fill="F1ECFB" w:color="auto" w:val="clear"/>
-              </w:rPr>
-              <w:t xml:space="preserve">NAO_BLOQUEADO</w:t>
-            </w:r>
-            <w:r>
-              <w:t xml:space="preserve">, e o painel oferece </w:t>
-            </w:r>
-            <w:r>
-              <w:rPr>
-                <w:b/>
-                <w:bCs/>
-              </w:rPr>
-              <w:t xml:space="preserve">isentar a falta</w:t>
+            <w:tcW w:type="dxa" w:w="4846"/>
+            <w:tcMar>
+              <w:top w:type="dxa" w:w="60"/>
+              <w:left w:type="dxa" w:w="100"/>
+              <w:bottom w:type="dxa" w:w="60"/>
+              <w:right w:type="dxa" w:w="100"/>
+            </w:tcMar>
+          </w:tcPr>
+          <w:p>
+            <w:pPr>
+              <w:spacing w:after="40" w:before="40"/>
+            </w:pPr>
+            <w:r>
+              <w:t xml:space="preserve">Paciente ativo e </w:t>
+            </w:r>
+            <w:r>
+              <w:rPr>
+                <w:b/>
+                <w:bCs/>
+              </w:rPr>
+              <w:t xml:space="preserve">ainda não bloqueado</w:t>
+            </w:r>
+            <w:r>
+              <w:t xml:space="preserve"> por aquela falta, com o prazo correndo: não há o que liberar; se ele justificou a falta, o caminho é a </w:t>
+            </w:r>
+            <w:r>
+              <w:rPr>
+                <w:b/>
+                <w:bCs/>
+              </w:rPr>
+              <w:t xml:space="preserve">solicitação</w:t>
+            </w:r>
+            <w:r>
+              <w:t xml:space="preserve">, que aprovada </w:t>
+            </w:r>
+            <w:r>
+              <w:rPr>
+                <w:b/>
+                <w:bCs/>
+              </w:rPr>
+              <w:t xml:space="preserve">isenta a falta</w:t>
             </w:r>
             <w:r>
               <w:t xml:space="preserve"> (R31)</w:t>
@@ -3344,7 +3453,7 @@
         </w:tc>
         <w:tc>
           <w:tcPr>
-            <w:tcW w:type="dxa" w:w="3613"/>
+            <w:tcW w:type="dxa" w:w="4191"/>
             <w:tcMar>
               <w:top w:type="dxa" w:w="60"/>
               <w:left w:type="dxa" w:w="100"/>
@@ -3375,7 +3484,7 @@
         </w:trPr>
         <w:tc>
           <w:tcPr>
-            <w:tcW w:type="dxa" w:w="664"/>
+            <w:tcW w:type="dxa" w:w="601"/>
             <w:shd w:fill="F6F4FE" w:color="auto" w:val="clear"/>
             <w:tcMar>
               <w:top w:type="dxa" w:w="60"/>
@@ -3395,7 +3504,7 @@
         </w:tc>
         <w:tc>
           <w:tcPr>
-            <w:tcW w:type="dxa" w:w="5361"/>
+            <w:tcW w:type="dxa" w:w="4846"/>
             <w:shd w:fill="F6F4FE" w:color="auto" w:val="clear"/>
             <w:tcMar>
               <w:top w:type="dxa" w:w="60"/>
@@ -3425,7 +3534,7 @@
         </w:tc>
         <w:tc>
           <w:tcPr>
-            <w:tcW w:type="dxa" w:w="3613"/>
+            <w:tcW w:type="dxa" w:w="4191"/>
             <w:shd w:fill="F6F4FE" w:color="auto" w:val="clear"/>
             <w:tcMar>
               <w:top w:type="dxa" w:w="60"/>
@@ -3461,11 +3570,11 @@
       <w:pPr>
         <w:pStyle w:val="Heading2"/>
       </w:pPr>
-      <w:bookmarkStart w:name="_Toc31" w:id="31"/>
+      <w:bookmarkStart w:name="_Toc32" w:id="32"/>
       <w:r>
         <w:t xml:space="preserve">5. Bloqueio pelo painel</w:t>
       </w:r>
-      <w:bookmarkEnd w:id="31"/>
+      <w:bookmarkEnd w:id="32"/>
     </w:p>
     <w:tbl>
       <w:tblPr>
@@ -3903,11 +4012,11 @@
       <w:pPr>
         <w:pStyle w:val="Heading2"/>
       </w:pPr>
-      <w:bookmarkStart w:name="_Toc32" w:id="32"/>
+      <w:bookmarkStart w:name="_Toc33" w:id="33"/>
       <w:r>
         <w:t xml:space="preserve">6. Registro de situação e isenção</w:t>
       </w:r>
-      <w:bookmarkEnd w:id="32"/>
+      <w:bookmarkEnd w:id="33"/>
     </w:p>
     <w:tbl>
       <w:tblPr>
@@ -4052,7 +4161,17 @@
               <w:t xml:space="preserve">Isentar a falta:</w:t>
             </w:r>
             <w:r>
-              <w:t xml:space="preserve"> com o paciente ainda ativo e sem bloqueio registrado, o painel registra uma liberação </w:t>
+              <w:t xml:space="preserve"> com o paciente ainda ativo e sem bloqueio registrado, uma </w:t>
+            </w:r>
+            <w:r>
+              <w:rPr>
+                <w:b/>
+                <w:bCs/>
+              </w:rPr>
+              <w:t xml:space="preserve">solicitação aprovada</w:t>
+            </w:r>
+            <w:r>
+              <w:t xml:space="preserve"> registra uma liberação </w:t>
             </w:r>
             <w:r>
               <w:rPr>
@@ -4062,7 +4181,7 @@
               <w:t xml:space="preserve">sem enviar nada ao CNN</w:t>
             </w:r>
             <w:r>
-              <w:t xml:space="preserve">. A automação deixa de bloquear por aquela falta (R14)</w:t>
+              <w:t xml:space="preserve">. A automação deixa de bloquear por aquela falta (R14). O botão "Isentar" direto do Editor saiu em 22/10/2026</w:t>
             </w:r>
           </w:p>
         </w:tc>
@@ -4313,11 +4432,11 @@
       <w:pPr>
         <w:pStyle w:val="Heading2"/>
       </w:pPr>
-      <w:bookmarkStart w:name="_Toc33" w:id="33"/>
+      <w:bookmarkStart w:name="_Toc34" w:id="34"/>
       <w:r>
         <w:t xml:space="preserve">7. Situação de cada paciente (selos do painel)</w:t>
       </w:r>
-      <w:bookmarkEnd w:id="33"/>
+      <w:bookmarkEnd w:id="34"/>
     </w:p>
     <w:tbl>
       <w:tblPr>
@@ -4905,11 +5024,11 @@
       <w:pPr>
         <w:pStyle w:val="Heading2"/>
       </w:pPr>
-      <w:bookmarkStart w:name="_Toc34" w:id="34"/>
+      <w:bookmarkStart w:name="_Toc35" w:id="35"/>
       <w:r>
         <w:t xml:space="preserve">8. Rastreabilidade</w:t>
       </w:r>
-      <w:bookmarkEnd w:id="34"/>
+      <w:bookmarkEnd w:id="35"/>
     </w:p>
     <w:tbl>
       <w:tblPr>
@@ -5331,7 +5450,7 @@
                 <w:b/>
                 <w:bCs/>
               </w:rPr>
-              <w:t xml:space="preserve">"Automático (01:00)"</w:t>
+              <w:t xml:space="preserve">"Automático"</w:t>
             </w:r>
             <w:r>
               <w:t xml:space="preserve">, com usuário </w:t>
@@ -5346,6 +5465,9 @@
               </w:rPr>
               <w:t xml:space="preserve">n8n</w:t>
             </w:r>
+            <w:r>
+              <w:t xml:space="preserve">: bloqueios da 01:00 e liberações das 02:00</w:t>
+            </w:r>
           </w:p>
         </w:tc>
         <w:tc>
@@ -5374,7 +5496,7 @@
               <w:t xml:space="preserve">montar registro</w:t>
             </w:r>
             <w:r>
-              <w:t xml:space="preserve"> do bloqueio</w:t>
+              <w:t xml:space="preserve"> do bloqueio e da liberação</w:t>
             </w:r>
           </w:p>
         </w:tc>
@@ -5471,11 +5593,11 @@
       <w:pPr>
         <w:pStyle w:val="Heading2"/>
       </w:pPr>
-      <w:bookmarkStart w:name="_Toc35" w:id="35"/>
+      <w:bookmarkStart w:name="_Toc36" w:id="36"/>
       <w:r>
         <w:t xml:space="preserve">9. Usuários e acesso</w:t>
       </w:r>
-      <w:bookmarkEnd w:id="35"/>
+      <w:bookmarkEnd w:id="36"/>
     </w:p>
     <w:tbl>
       <w:tblPr>
@@ -5717,7 +5839,17 @@
               <w:t xml:space="preserve">Leitor</w:t>
             </w:r>
             <w:r>
-              <w:t xml:space="preserve"> só vê; </w:t>
+              <w:t xml:space="preserve"> vê e </w:t>
+            </w:r>
+            <w:r>
+              <w:rPr>
+                <w:b/>
+                <w:bCs/>
+              </w:rPr>
+              <w:t xml:space="preserve">abre solicitações</w:t>
+            </w:r>
+            <w:r>
+              <w:t xml:space="preserve">; </w:t>
             </w:r>
             <w:r>
               <w:rPr>
@@ -5727,7 +5859,7 @@
               <w:t xml:space="preserve">Editor</w:t>
             </w:r>
             <w:r>
-              <w:t xml:space="preserve"> também libera, bloqueia, isenta e registra; </w:t>
+              <w:t xml:space="preserve"> também bloqueia, registra, libera quem cumpriu o prazo e libera solicitações aprovadas; </w:t>
             </w:r>
             <w:r>
               <w:rPr>
@@ -5737,7 +5869,17 @@
               <w:t xml:space="preserve">Admin</w:t>
             </w:r>
             <w:r>
-              <w:t xml:space="preserve"> também gerencia usuários</w:t>
+              <w:t xml:space="preserve"> também </w:t>
+            </w:r>
+            <w:r>
+              <w:rPr>
+                <w:b/>
+                <w:bCs/>
+              </w:rPr>
+              <w:t xml:space="preserve">aprova e recusa solicitações</w:t>
+            </w:r>
+            <w:r>
+              <w:t xml:space="preserve"> e gerencia usuários</w:t>
             </w:r>
           </w:p>
         </w:tc>
@@ -6851,11 +6993,11 @@
       <w:pPr>
         <w:pStyle w:val="Heading2"/>
       </w:pPr>
-      <w:bookmarkStart w:name="_Toc36" w:id="36"/>
+      <w:bookmarkStart w:name="_Toc37" w:id="37"/>
       <w:r>
         <w:t xml:space="preserve">10. Dados pessoais (LGPD)</w:t>
       </w:r>
-      <w:bookmarkEnd w:id="36"/>
+      <w:bookmarkEnd w:id="37"/>
     </w:p>
     <w:tbl>
       <w:tblPr>
@@ -7441,11 +7583,11 @@
       <w:pPr>
         <w:pStyle w:val="Heading2"/>
       </w:pPr>
-      <w:bookmarkStart w:name="_Toc37" w:id="37"/>
+      <w:bookmarkStart w:name="_Toc38" w:id="38"/>
       <w:r>
         <w:t xml:space="preserve">11. Desempenho do painel</w:t>
       </w:r>
-      <w:bookmarkEnd w:id="37"/>
+      <w:bookmarkEnd w:id="38"/>
     </w:p>
     <w:tbl>
       <w:tblPr>
@@ -7676,7 +7818,7 @@
               <w:spacing w:after="40" w:before="40"/>
             </w:pPr>
             <w:r>
-              <w:t xml:space="preserve">Cada tela guarda o dado na aba por um prazo: Pacientes 2 min, detalhe 1 min, Relatórios 10 min, Histórico 2 min, Configuração 30 min, Usuários 2 min. Dentro do prazo, trocar de tela não chama o servidor</w:t>
+              <w:t xml:space="preserve">Cada tela guarda o dado na aba por um prazo: Pacientes 2 min, detalhe 1 min, Relatórios 10 min, Histórico 2 min, Configuração 30 min, Usuários 2 min, Solicitações 1 min (a tela Solicitações busca de novo por trás ao abrir). Dentro do prazo, trocar de tela não chama o servidor</w:t>
             </w:r>
           </w:p>
         </w:tc>
@@ -7855,7 +7997,7 @@
               <w:spacing w:after="40" w:before="40"/>
             </w:pPr>
             <w:r>
-              <w:t xml:space="preserve">Depois de uma ação (liberar, bloquear, isentar, registrar), o dado afetado é apagado da aba e buscado de novo</w:t>
+              <w:t xml:space="preserve">Depois de uma ação (liberar, bloquear, registrar, pedir, aprovar, recusar, cancelar), o dado afetado é apagado da aba e buscado de novo</w:t>
             </w:r>
           </w:p>
         </w:tc>
@@ -7883,6 +8025,19 @@
                 <w:shd w:fill="F1ECFB" w:color="auto" w:val="clear"/>
               </w:rPr>
               <w:t xml:space="preserve">js/pacientes.js</w:t>
+            </w:r>
+            <w:r>
+              <w:t xml:space="preserve">, </w:t>
+            </w:r>
+            <w:r>
+              <w:rPr>
+                <w:rFonts w:ascii="Consolas" w:cs="Consolas" w:eastAsia="Consolas" w:hAnsi="Consolas"/>
+                <w:color w:val="6A1BBF"/>
+                <w:sz w:val="18"/>
+                <w:szCs w:val="18"/>
+                <w:shd w:fill="F1ECFB" w:color="auto" w:val="clear"/>
+              </w:rPr>
+              <w:t xml:space="preserve">js/solicitacao.js</w:t>
             </w:r>
           </w:p>
         </w:tc>
@@ -7897,11 +8052,11 @@
       <w:pPr>
         <w:pStyle w:val="Heading2"/>
       </w:pPr>
-      <w:bookmarkStart w:name="_Toc38" w:id="38"/>
+      <w:bookmarkStart w:name="_Toc39" w:id="39"/>
       <w:r>
         <w:t xml:space="preserve">12. Nomes e cadastros</w:t>
       </w:r>
-      <w:bookmarkEnd w:id="38"/>
+      <w:bookmarkEnd w:id="39"/>
     </w:p>
     <w:tbl>
       <w:tblPr>
@@ -8380,6 +8535,1859 @@
             </w:r>
             <w:r>
               <w:t xml:space="preserve"> da Leitura</w:t>
+            </w:r>
+          </w:p>
+        </w:tc>
+      </w:tr>
+    </w:tbl>
+    <w:p>
+      <w:pPr>
+        <w:spacing w:after="120"/>
+      </w:pPr>
+    </w:p>
+    <w:p>
+      <w:pPr>
+        <w:pStyle w:val="Heading2"/>
+      </w:pPr>
+      <w:bookmarkStart w:name="_Toc40" w:id="40"/>
+      <w:r>
+        <w:t xml:space="preserve">13. Solicitações de desbloqueio</w:t>
+      </w:r>
+      <w:bookmarkEnd w:id="40"/>
+    </w:p>
+    <w:p>
+      <w:pPr>
+        <w:spacing w:after="120"/>
+      </w:pPr>
+      <w:r>
+        <w:t xml:space="preserve">Detalhes em </w:t>
+      </w:r>
+      <w:r>
+        <w:rPr>
+          <w:color w:val="1C1FC8"/>
+        </w:rPr>
+        <w:t xml:space="preserve">fluxos/solicitacoes.md</w:t>
+      </w:r>
+      <w:r>
+        <w:t xml:space="preserve">.</w:t>
+      </w:r>
+    </w:p>
+    <w:tbl>
+      <w:tblPr>
+        <w:tblW w:type="dxa" w:w="9638"/>
+        <w:tblBorders>
+          <w:top w:val="single" w:color="D9D6EA" w:sz="4"/>
+          <w:left w:val="single" w:color="D9D6EA" w:sz="4"/>
+          <w:bottom w:val="single" w:color="D9D6EA" w:sz="4"/>
+          <w:right w:val="single" w:color="D9D6EA" w:sz="4"/>
+          <w:insideH w:val="single" w:color="D9D6EA" w:sz="4"/>
+          <w:insideV w:val="single" w:color="D9D6EA" w:sz="4"/>
+        </w:tblBorders>
+        <w:tblLayout w:type="fixed"/>
+      </w:tblPr>
+      <w:tblGrid>
+        <w:gridCol w:w="562"/>
+        <w:gridCol w:w="4538"/>
+        <w:gridCol w:w="4538"/>
+      </w:tblGrid>
+      <w:tr>
+        <w:trPr>
+          <w:tblHeader/>
+        </w:trPr>
+        <w:tc>
+          <w:tcPr>
+            <w:tcW w:type="dxa" w:w="562"/>
+            <w:shd w:fill="1C1FC8" w:color="auto" w:val="clear"/>
+            <w:tcMar>
+              <w:top w:type="dxa" w:w="60"/>
+              <w:left w:type="dxa" w:w="100"/>
+              <w:bottom w:type="dxa" w:w="60"/>
+              <w:right w:type="dxa" w:w="100"/>
+            </w:tcMar>
+          </w:tcPr>
+          <w:p>
+            <w:pPr>
+              <w:spacing w:after="40" w:before="40"/>
+            </w:pPr>
+            <w:r>
+              <w:rPr>
+                <w:b/>
+                <w:bCs/>
+                <w:color w:val="FFFFFF"/>
+              </w:rPr>
+              <w:t xml:space="preserve">#</w:t>
+            </w:r>
+          </w:p>
+        </w:tc>
+        <w:tc>
+          <w:tcPr>
+            <w:tcW w:type="dxa" w:w="4538"/>
+            <w:shd w:fill="1C1FC8" w:color="auto" w:val="clear"/>
+            <w:tcMar>
+              <w:top w:type="dxa" w:w="60"/>
+              <w:left w:type="dxa" w:w="100"/>
+              <w:bottom w:type="dxa" w:w="60"/>
+              <w:right w:type="dxa" w:w="100"/>
+            </w:tcMar>
+          </w:tcPr>
+          <w:p>
+            <w:pPr>
+              <w:spacing w:after="40" w:before="40"/>
+            </w:pPr>
+            <w:r>
+              <w:rPr>
+                <w:b/>
+                <w:bCs/>
+                <w:color w:val="FFFFFF"/>
+              </w:rPr>
+              <w:t xml:space="preserve">Regra</w:t>
+            </w:r>
+          </w:p>
+        </w:tc>
+        <w:tc>
+          <w:tcPr>
+            <w:tcW w:type="dxa" w:w="4538"/>
+            <w:shd w:fill="1C1FC8" w:color="auto" w:val="clear"/>
+            <w:tcMar>
+              <w:top w:type="dxa" w:w="60"/>
+              <w:left w:type="dxa" w:w="100"/>
+              <w:bottom w:type="dxa" w:w="60"/>
+              <w:right w:type="dxa" w:w="100"/>
+            </w:tcMar>
+          </w:tcPr>
+          <w:p>
+            <w:pPr>
+              <w:spacing w:after="40" w:before="40"/>
+            </w:pPr>
+            <w:r>
+              <w:rPr>
+                <w:b/>
+                <w:bCs/>
+                <w:color w:val="FFFFFF"/>
+              </w:rPr>
+              <w:t xml:space="preserve">Onde</w:t>
+            </w:r>
+          </w:p>
+        </w:tc>
+      </w:tr>
+      <w:tr>
+        <w:trPr>
+          <w:cantSplit/>
+        </w:trPr>
+        <w:tc>
+          <w:tcPr>
+            <w:tcW w:type="dxa" w:w="562"/>
+            <w:tcMar>
+              <w:top w:type="dxa" w:w="60"/>
+              <w:left w:type="dxa" w:w="100"/>
+              <w:bottom w:type="dxa" w:w="60"/>
+              <w:right w:type="dxa" w:w="100"/>
+            </w:tcMar>
+          </w:tcPr>
+          <w:p>
+            <w:pPr>
+              <w:spacing w:after="40" w:before="40"/>
+            </w:pPr>
+            <w:r>
+              <w:t xml:space="preserve">R70</w:t>
+            </w:r>
+          </w:p>
+        </w:tc>
+        <w:tc>
+          <w:tcPr>
+            <w:tcW w:type="dxa" w:w="4538"/>
+            <w:tcMar>
+              <w:top w:type="dxa" w:w="60"/>
+              <w:left w:type="dxa" w:w="100"/>
+              <w:bottom w:type="dxa" w:w="60"/>
+              <w:right w:type="dxa" w:w="100"/>
+            </w:tcMar>
+          </w:tcPr>
+          <w:p>
+            <w:pPr>
+              <w:spacing w:after="40" w:before="40"/>
+            </w:pPr>
+            <w:r>
+              <w:rPr>
+                <w:b/>
+                <w:bCs/>
+              </w:rPr>
+              <w:t xml:space="preserve">Qualquer usuário</w:t>
+            </w:r>
+            <w:r>
+              <w:t xml:space="preserve">, inclusive Leitor, pode abrir uma solicitação de desbloqueio, com </w:t>
+            </w:r>
+            <w:r>
+              <w:rPr>
+                <w:b/>
+                <w:bCs/>
+              </w:rPr>
+              <w:t xml:space="preserve">motivo de 5 a 500 caracteres</w:t>
+            </w:r>
+          </w:p>
+        </w:tc>
+        <w:tc>
+          <w:tcPr>
+            <w:tcW w:type="dxa" w:w="4538"/>
+            <w:tcMar>
+              <w:top w:type="dxa" w:w="60"/>
+              <w:left w:type="dxa" w:w="100"/>
+              <w:bottom w:type="dxa" w:w="60"/>
+              <w:right w:type="dxa" w:w="100"/>
+            </w:tcMar>
+          </w:tcPr>
+          <w:p>
+            <w:pPr>
+              <w:spacing w:after="40" w:before="40"/>
+            </w:pPr>
+            <w:r>
+              <w:t xml:space="preserve">Tela Solicitações e Pacientes; </w:t>
+            </w:r>
+            <w:r>
+              <w:rPr>
+                <w:rFonts w:ascii="Consolas" w:cs="Consolas" w:eastAsia="Consolas" w:hAnsi="Consolas"/>
+                <w:color w:val="6A1BBF"/>
+                <w:sz w:val="18"/>
+                <w:szCs w:val="18"/>
+                <w:shd w:fill="F1ECFB" w:color="auto" w:val="clear"/>
+              </w:rPr>
+              <w:t xml:space="preserve">api/solicitacoes</w:t>
+            </w:r>
+            <w:r>
+              <w:t xml:space="preserve">; </w:t>
+            </w:r>
+            <w:r>
+              <w:rPr>
+                <w:rFonts w:ascii="Consolas" w:cs="Consolas" w:eastAsia="Consolas" w:hAnsi="Consolas"/>
+                <w:color w:val="6A1BBF"/>
+                <w:sz w:val="18"/>
+                <w:szCs w:val="18"/>
+                <w:shd w:fill="F1ECFB" w:color="auto" w:val="clear"/>
+              </w:rPr>
+              <w:t xml:space="preserve">solicitacoes-preparar.js</w:t>
+            </w:r>
+            <w:r>
+              <w:t xml:space="preserve"> (</w:t>
+            </w:r>
+            <w:r>
+              <w:rPr>
+                <w:rFonts w:ascii="Consolas" w:cs="Consolas" w:eastAsia="Consolas" w:hAnsi="Consolas"/>
+                <w:color w:val="6A1BBF"/>
+                <w:sz w:val="18"/>
+                <w:szCs w:val="18"/>
+                <w:shd w:fill="F1ECFB" w:color="auto" w:val="clear"/>
+              </w:rPr>
+              <w:t xml:space="preserve">criar</w:t>
+            </w:r>
+            <w:r>
+              <w:t xml:space="preserve">)</w:t>
+            </w:r>
+          </w:p>
+        </w:tc>
+      </w:tr>
+      <w:tr>
+        <w:trPr>
+          <w:cantSplit/>
+        </w:trPr>
+        <w:tc>
+          <w:tcPr>
+            <w:tcW w:type="dxa" w:w="562"/>
+            <w:shd w:fill="F6F4FE" w:color="auto" w:val="clear"/>
+            <w:tcMar>
+              <w:top w:type="dxa" w:w="60"/>
+              <w:left w:type="dxa" w:w="100"/>
+              <w:bottom w:type="dxa" w:w="60"/>
+              <w:right w:type="dxa" w:w="100"/>
+            </w:tcMar>
+          </w:tcPr>
+          <w:p>
+            <w:pPr>
+              <w:spacing w:after="40" w:before="40"/>
+            </w:pPr>
+            <w:r>
+              <w:t xml:space="preserve">R71</w:t>
+            </w:r>
+          </w:p>
+        </w:tc>
+        <w:tc>
+          <w:tcPr>
+            <w:tcW w:type="dxa" w:w="4538"/>
+            <w:shd w:fill="F6F4FE" w:color="auto" w:val="clear"/>
+            <w:tcMar>
+              <w:top w:type="dxa" w:w="60"/>
+              <w:left w:type="dxa" w:w="100"/>
+              <w:bottom w:type="dxa" w:w="60"/>
+              <w:right w:type="dxa" w:w="100"/>
+            </w:tcMar>
+          </w:tcPr>
+          <w:p>
+            <w:pPr>
+              <w:spacing w:after="40" w:before="40"/>
+            </w:pPr>
+            <w:r>
+              <w:t xml:space="preserve">Só pode receber solicitação quem </w:t>
+            </w:r>
+            <w:r>
+              <w:rPr>
+                <w:b/>
+                <w:bCs/>
+              </w:rPr>
+              <w:t xml:space="preserve">ainda está no prazo</w:t>
+            </w:r>
+            <w:r>
+              <w:t xml:space="preserve">: bloqueado ou aguardando bloqueio, pela falta vigente, sem ter sido liberado por ela. Prazo cumprido: </w:t>
+            </w:r>
+            <w:r>
+              <w:rPr>
+                <w:rFonts w:ascii="Consolas" w:cs="Consolas" w:eastAsia="Consolas" w:hAnsi="Consolas"/>
+                <w:color w:val="6A1BBF"/>
+                <w:sz w:val="18"/>
+                <w:szCs w:val="18"/>
+                <w:shd w:fill="F1ECFB" w:color="auto" w:val="clear"/>
+              </w:rPr>
+              <w:t xml:space="preserve">PRAZO_CUMPRIDO</w:t>
+            </w:r>
+            <w:r>
+              <w:t xml:space="preserve"> (a liberação automática cuida)</w:t>
+            </w:r>
+          </w:p>
+        </w:tc>
+        <w:tc>
+          <w:tcPr>
+            <w:tcW w:type="dxa" w:w="4538"/>
+            <w:shd w:fill="F6F4FE" w:color="auto" w:val="clear"/>
+            <w:tcMar>
+              <w:top w:type="dxa" w:w="60"/>
+              <w:left w:type="dxa" w:w="100"/>
+              <w:bottom w:type="dxa" w:w="60"/>
+              <w:right w:type="dxa" w:w="100"/>
+            </w:tcMar>
+          </w:tcPr>
+          <w:p>
+            <w:pPr>
+              <w:spacing w:after="40" w:before="40"/>
+            </w:pPr>
+            <w:r>
+              <w:rPr>
+                <w:rFonts w:ascii="Consolas" w:cs="Consolas" w:eastAsia="Consolas" w:hAnsi="Consolas"/>
+                <w:color w:val="6A1BBF"/>
+                <w:sz w:val="18"/>
+                <w:szCs w:val="18"/>
+                <w:shd w:fill="F1ECFB" w:color="auto" w:val="clear"/>
+              </w:rPr>
+              <w:t xml:space="preserve">criar</w:t>
+            </w:r>
+          </w:p>
+        </w:tc>
+      </w:tr>
+      <w:tr>
+        <w:trPr>
+          <w:cantSplit/>
+        </w:trPr>
+        <w:tc>
+          <w:tcPr>
+            <w:tcW w:type="dxa" w:w="562"/>
+            <w:tcMar>
+              <w:top w:type="dxa" w:w="60"/>
+              <w:left w:type="dxa" w:w="100"/>
+              <w:bottom w:type="dxa" w:w="60"/>
+              <w:right w:type="dxa" w:w="100"/>
+            </w:tcMar>
+          </w:tcPr>
+          <w:p>
+            <w:pPr>
+              <w:spacing w:after="40" w:before="40"/>
+            </w:pPr>
+            <w:r>
+              <w:t xml:space="preserve">R72</w:t>
+            </w:r>
+          </w:p>
+        </w:tc>
+        <w:tc>
+          <w:tcPr>
+            <w:tcW w:type="dxa" w:w="4538"/>
+            <w:tcMar>
+              <w:top w:type="dxa" w:w="60"/>
+              <w:left w:type="dxa" w:w="100"/>
+              <w:bottom w:type="dxa" w:w="60"/>
+              <w:right w:type="dxa" w:w="100"/>
+            </w:tcMar>
+          </w:tcPr>
+          <w:p>
+            <w:pPr>
+              <w:spacing w:after="40" w:before="40"/>
+            </w:pPr>
+            <w:r>
+              <w:rPr>
+                <w:b/>
+                <w:bCs/>
+              </w:rPr>
+              <w:t xml:space="preserve">Uma solicitação aberta</w:t>
+            </w:r>
+            <w:r>
+              <w:t xml:space="preserve"> (pendente ou aprovada) </w:t>
+            </w:r>
+            <w:r>
+              <w:rPr>
+                <w:b/>
+                <w:bCs/>
+              </w:rPr>
+              <w:t xml:space="preserve">por paciente</w:t>
+            </w:r>
+            <w:r>
+              <w:t xml:space="preserve">. A segunda responde </w:t>
+            </w:r>
+            <w:r>
+              <w:rPr>
+                <w:rFonts w:ascii="Consolas" w:cs="Consolas" w:eastAsia="Consolas" w:hAnsi="Consolas"/>
+                <w:color w:val="6A1BBF"/>
+                <w:sz w:val="18"/>
+                <w:szCs w:val="18"/>
+                <w:shd w:fill="F1ECFB" w:color="auto" w:val="clear"/>
+              </w:rPr>
+              <w:t xml:space="preserve">JA_EXISTE</w:t>
+            </w:r>
+            <w:r>
+              <w:t xml:space="preserve"> com o número da que já existe</w:t>
+            </w:r>
+          </w:p>
+        </w:tc>
+        <w:tc>
+          <w:tcPr>
+            <w:tcW w:type="dxa" w:w="4538"/>
+            <w:tcMar>
+              <w:top w:type="dxa" w:w="60"/>
+              <w:left w:type="dxa" w:w="100"/>
+              <w:bottom w:type="dxa" w:w="60"/>
+              <w:right w:type="dxa" w:w="100"/>
+            </w:tcMar>
+          </w:tcPr>
+          <w:p>
+            <w:pPr>
+              <w:spacing w:after="40" w:before="40"/>
+            </w:pPr>
+            <w:r>
+              <w:rPr>
+                <w:rFonts w:ascii="Consolas" w:cs="Consolas" w:eastAsia="Consolas" w:hAnsi="Consolas"/>
+                <w:color w:val="6A1BBF"/>
+                <w:sz w:val="18"/>
+                <w:szCs w:val="18"/>
+                <w:shd w:fill="F1ECFB" w:color="auto" w:val="clear"/>
+              </w:rPr>
+              <w:t xml:space="preserve">criar</w:t>
+            </w:r>
+            <w:r>
+              <w:t xml:space="preserve">; índice </w:t>
+            </w:r>
+            <w:r>
+              <w:rPr>
+                <w:rFonts w:ascii="Consolas" w:cs="Consolas" w:eastAsia="Consolas" w:hAnsi="Consolas"/>
+                <w:color w:val="6A1BBF"/>
+                <w:sz w:val="18"/>
+                <w:szCs w:val="18"/>
+                <w:shd w:fill="F1ECFB" w:color="auto" w:val="clear"/>
+              </w:rPr>
+              <w:t xml:space="preserve">UX_CtlCnnSolicitacao_Aberta</w:t>
+            </w:r>
+          </w:p>
+        </w:tc>
+      </w:tr>
+      <w:tr>
+        <w:trPr>
+          <w:cantSplit/>
+        </w:trPr>
+        <w:tc>
+          <w:tcPr>
+            <w:tcW w:type="dxa" w:w="562"/>
+            <w:shd w:fill="F6F4FE" w:color="auto" w:val="clear"/>
+            <w:tcMar>
+              <w:top w:type="dxa" w:w="60"/>
+              <w:left w:type="dxa" w:w="100"/>
+              <w:bottom w:type="dxa" w:w="60"/>
+              <w:right w:type="dxa" w:w="100"/>
+            </w:tcMar>
+          </w:tcPr>
+          <w:p>
+            <w:pPr>
+              <w:spacing w:after="40" w:before="40"/>
+            </w:pPr>
+            <w:r>
+              <w:t xml:space="preserve">R73</w:t>
+            </w:r>
+          </w:p>
+        </w:tc>
+        <w:tc>
+          <w:tcPr>
+            <w:tcW w:type="dxa" w:w="4538"/>
+            <w:shd w:fill="F6F4FE" w:color="auto" w:val="clear"/>
+            <w:tcMar>
+              <w:top w:type="dxa" w:w="60"/>
+              <w:left w:type="dxa" w:w="100"/>
+              <w:bottom w:type="dxa" w:w="60"/>
+              <w:right w:type="dxa" w:w="100"/>
+            </w:tcMar>
+          </w:tcPr>
+          <w:p>
+            <w:pPr>
+              <w:spacing w:after="40" w:before="40"/>
+            </w:pPr>
+            <w:r>
+              <w:rPr>
+                <w:b/>
+                <w:bCs/>
+              </w:rPr>
+              <w:t xml:space="preserve">Só o administrador aprova ou recusa.</w:t>
+            </w:r>
+            <w:r>
+              <w:t xml:space="preserve"> Recusar exige motivo</w:t>
+            </w:r>
+          </w:p>
+        </w:tc>
+        <w:tc>
+          <w:tcPr>
+            <w:tcW w:type="dxa" w:w="4538"/>
+            <w:shd w:fill="F6F4FE" w:color="auto" w:val="clear"/>
+            <w:tcMar>
+              <w:top w:type="dxa" w:w="60"/>
+              <w:left w:type="dxa" w:w="100"/>
+              <w:bottom w:type="dxa" w:w="60"/>
+              <w:right w:type="dxa" w:w="100"/>
+            </w:tcMar>
+          </w:tcPr>
+          <w:p>
+            <w:pPr>
+              <w:spacing w:after="40" w:before="40"/>
+            </w:pPr>
+            <w:r>
+              <w:rPr>
+                <w:rFonts w:ascii="Consolas" w:cs="Consolas" w:eastAsia="Consolas" w:hAnsi="Consolas"/>
+                <w:color w:val="6A1BBF"/>
+                <w:sz w:val="18"/>
+                <w:szCs w:val="18"/>
+                <w:shd w:fill="F1ECFB" w:color="auto" w:val="clear"/>
+              </w:rPr>
+              <w:t xml:space="preserve">api/solicitacoes/[id].js</w:t>
+            </w:r>
+            <w:r>
+              <w:t xml:space="preserve">; </w:t>
+            </w:r>
+            <w:r>
+              <w:rPr>
+                <w:rFonts w:ascii="Consolas" w:cs="Consolas" w:eastAsia="Consolas" w:hAnsi="Consolas"/>
+                <w:color w:val="6A1BBF"/>
+                <w:sz w:val="18"/>
+                <w:szCs w:val="18"/>
+                <w:shd w:fill="F1ECFB" w:color="auto" w:val="clear"/>
+              </w:rPr>
+              <w:t xml:space="preserve">aprovar</w:t>
+            </w:r>
+            <w:r>
+              <w:t xml:space="preserve">, </w:t>
+            </w:r>
+            <w:r>
+              <w:rPr>
+                <w:rFonts w:ascii="Consolas" w:cs="Consolas" w:eastAsia="Consolas" w:hAnsi="Consolas"/>
+                <w:color w:val="6A1BBF"/>
+                <w:sz w:val="18"/>
+                <w:szCs w:val="18"/>
+                <w:shd w:fill="F1ECFB" w:color="auto" w:val="clear"/>
+              </w:rPr>
+              <w:t xml:space="preserve">recusar</w:t>
+            </w:r>
+          </w:p>
+        </w:tc>
+      </w:tr>
+      <w:tr>
+        <w:trPr>
+          <w:cantSplit/>
+        </w:trPr>
+        <w:tc>
+          <w:tcPr>
+            <w:tcW w:type="dxa" w:w="562"/>
+            <w:tcMar>
+              <w:top w:type="dxa" w:w="60"/>
+              <w:left w:type="dxa" w:w="100"/>
+              <w:bottom w:type="dxa" w:w="60"/>
+              <w:right w:type="dxa" w:w="100"/>
+            </w:tcMar>
+          </w:tcPr>
+          <w:p>
+            <w:pPr>
+              <w:spacing w:after="40" w:before="40"/>
+            </w:pPr>
+            <w:r>
+              <w:t xml:space="preserve">R74</w:t>
+            </w:r>
+          </w:p>
+        </w:tc>
+        <w:tc>
+          <w:tcPr>
+            <w:tcW w:type="dxa" w:w="4538"/>
+            <w:tcMar>
+              <w:top w:type="dxa" w:w="60"/>
+              <w:left w:type="dxa" w:w="100"/>
+              <w:bottom w:type="dxa" w:w="60"/>
+              <w:right w:type="dxa" w:w="100"/>
+            </w:tcMar>
+          </w:tcPr>
+          <w:p>
+            <w:pPr>
+              <w:spacing w:after="40" w:before="40"/>
+            </w:pPr>
+            <w:r>
+              <w:rPr>
+                <w:b/>
+                <w:bCs/>
+              </w:rPr>
+              <w:t xml:space="preserve">Editor ou administrador</w:t>
+            </w:r>
+            <w:r>
+              <w:t xml:space="preserve"> libera no CNN uma solicitação </w:t>
+            </w:r>
+            <w:r>
+              <w:rPr>
+                <w:b/>
+                <w:bCs/>
+              </w:rPr>
+              <w:t xml:space="preserve">aprovada</w:t>
+            </w:r>
+            <w:r>
+              <w:t xml:space="preserve">. O admin também pode </w:t>
+            </w:r>
+            <w:r>
+              <w:rPr>
+                <w:b/>
+                <w:bCs/>
+              </w:rPr>
+              <w:t xml:space="preserve">Aprovar e liberar</w:t>
+            </w:r>
+            <w:r>
+              <w:t xml:space="preserve"> de uma vez</w:t>
+            </w:r>
+          </w:p>
+        </w:tc>
+        <w:tc>
+          <w:tcPr>
+            <w:tcW w:type="dxa" w:w="4538"/>
+            <w:tcMar>
+              <w:top w:type="dxa" w:w="60"/>
+              <w:left w:type="dxa" w:w="100"/>
+              <w:bottom w:type="dxa" w:w="60"/>
+              <w:right w:type="dxa" w:w="100"/>
+            </w:tcMar>
+          </w:tcPr>
+          <w:p>
+            <w:pPr>
+              <w:spacing w:after="40" w:before="40"/>
+            </w:pPr>
+            <w:r>
+              <w:rPr>
+                <w:rFonts w:ascii="Consolas" w:cs="Consolas" w:eastAsia="Consolas" w:hAnsi="Consolas"/>
+                <w:color w:val="6A1BBF"/>
+                <w:sz w:val="18"/>
+                <w:szCs w:val="18"/>
+                <w:shd w:fill="F1ECFB" w:color="auto" w:val="clear"/>
+              </w:rPr>
+              <w:t xml:space="preserve">api/solicitacoes/[id]/liberar.js</w:t>
+            </w:r>
+            <w:r>
+              <w:t xml:space="preserve">; </w:t>
+            </w:r>
+            <w:r>
+              <w:rPr>
+                <w:rFonts w:ascii="Consolas" w:cs="Consolas" w:eastAsia="Consolas" w:hAnsi="Consolas"/>
+                <w:color w:val="6A1BBF"/>
+                <w:sz w:val="18"/>
+                <w:szCs w:val="18"/>
+                <w:shd w:fill="F1ECFB" w:color="auto" w:val="clear"/>
+              </w:rPr>
+              <w:t xml:space="preserve">decidir</w:t>
+            </w:r>
+          </w:p>
+        </w:tc>
+      </w:tr>
+      <w:tr>
+        <w:trPr>
+          <w:cantSplit/>
+        </w:trPr>
+        <w:tc>
+          <w:tcPr>
+            <w:tcW w:type="dxa" w:w="562"/>
+            <w:shd w:fill="F6F4FE" w:color="auto" w:val="clear"/>
+            <w:tcMar>
+              <w:top w:type="dxa" w:w="60"/>
+              <w:left w:type="dxa" w:w="100"/>
+              <w:bottom w:type="dxa" w:w="60"/>
+              <w:right w:type="dxa" w:w="100"/>
+            </w:tcMar>
+          </w:tcPr>
+          <w:p>
+            <w:pPr>
+              <w:spacing w:after="40" w:before="40"/>
+            </w:pPr>
+            <w:r>
+              <w:t xml:space="preserve">R75</w:t>
+            </w:r>
+          </w:p>
+        </w:tc>
+        <w:tc>
+          <w:tcPr>
+            <w:tcW w:type="dxa" w:w="4538"/>
+            <w:shd w:fill="F6F4FE" w:color="auto" w:val="clear"/>
+            <w:tcMar>
+              <w:top w:type="dxa" w:w="60"/>
+              <w:left w:type="dxa" w:w="100"/>
+              <w:bottom w:type="dxa" w:w="60"/>
+              <w:right w:type="dxa" w:w="100"/>
+            </w:tcMar>
+          </w:tcPr>
+          <w:p>
+            <w:pPr>
+              <w:spacing w:after="40" w:before="40"/>
+            </w:pPr>
+            <w:r>
+              <w:t xml:space="preserve">O admin tem um </w:t>
+            </w:r>
+            <w:r>
+              <w:rPr>
+                <w:b/>
+                <w:bCs/>
+              </w:rPr>
+              <w:t xml:space="preserve">atalho</w:t>
+            </w:r>
+            <w:r>
+              <w:t xml:space="preserve"> na tela Pacientes: </w:t>
+            </w:r>
+            <w:r>
+              <w:rPr>
+                <w:b/>
+                <w:bCs/>
+              </w:rPr>
+              <w:t xml:space="preserve">Liberar</w:t>
+            </w:r>
+            <w:r>
+              <w:t xml:space="preserve"> abre a solicitação, aprova e libera num passo. Fica registrado como solicitação aprovada por ele</w:t>
+            </w:r>
+          </w:p>
+        </w:tc>
+        <w:tc>
+          <w:tcPr>
+            <w:tcW w:type="dxa" w:w="4538"/>
+            <w:shd w:fill="F6F4FE" w:color="auto" w:val="clear"/>
+            <w:tcMar>
+              <w:top w:type="dxa" w:w="60"/>
+              <w:left w:type="dxa" w:w="100"/>
+              <w:bottom w:type="dxa" w:w="60"/>
+              <w:right w:type="dxa" w:w="100"/>
+            </w:tcMar>
+          </w:tcPr>
+          <w:p>
+            <w:pPr>
+              <w:spacing w:after="40" w:before="40"/>
+            </w:pPr>
+            <w:r>
+              <w:rPr>
+                <w:rFonts w:ascii="Consolas" w:cs="Consolas" w:eastAsia="Consolas" w:hAnsi="Consolas"/>
+                <w:color w:val="6A1BBF"/>
+                <w:sz w:val="18"/>
+                <w:szCs w:val="18"/>
+                <w:shd w:fill="F1ECFB" w:color="auto" w:val="clear"/>
+              </w:rPr>
+              <w:t xml:space="preserve">POST /api/solicitacoes</w:t>
+            </w:r>
+            <w:r>
+              <w:t xml:space="preserve"> com </w:t>
+            </w:r>
+            <w:r>
+              <w:rPr>
+                <w:rFonts w:ascii="Consolas" w:cs="Consolas" w:eastAsia="Consolas" w:hAnsi="Consolas"/>
+                <w:color w:val="6A1BBF"/>
+                <w:sz w:val="18"/>
+                <w:szCs w:val="18"/>
+                <w:shd w:fill="F1ECFB" w:color="auto" w:val="clear"/>
+              </w:rPr>
+              <w:t xml:space="preserve">aprovarELiberar</w:t>
+            </w:r>
+          </w:p>
+        </w:tc>
+      </w:tr>
+      <w:tr>
+        <w:trPr>
+          <w:cantSplit/>
+        </w:trPr>
+        <w:tc>
+          <w:tcPr>
+            <w:tcW w:type="dxa" w:w="562"/>
+            <w:tcMar>
+              <w:top w:type="dxa" w:w="60"/>
+              <w:left w:type="dxa" w:w="100"/>
+              <w:bottom w:type="dxa" w:w="60"/>
+              <w:right w:type="dxa" w:w="100"/>
+            </w:tcMar>
+          </w:tcPr>
+          <w:p>
+            <w:pPr>
+              <w:spacing w:after="40" w:before="40"/>
+            </w:pPr>
+            <w:r>
+              <w:t xml:space="preserve">R76</w:t>
+            </w:r>
+          </w:p>
+        </w:tc>
+        <w:tc>
+          <w:tcPr>
+            <w:tcW w:type="dxa" w:w="4538"/>
+            <w:tcMar>
+              <w:top w:type="dxa" w:w="60"/>
+              <w:left w:type="dxa" w:w="100"/>
+              <w:bottom w:type="dxa" w:w="60"/>
+              <w:right w:type="dxa" w:w="100"/>
+            </w:tcMar>
+          </w:tcPr>
+          <w:p>
+            <w:pPr>
+              <w:spacing w:after="40" w:before="40"/>
+            </w:pPr>
+            <w:r>
+              <w:t xml:space="preserve">Quem abriu (ou um admin) pode </w:t>
+            </w:r>
+            <w:r>
+              <w:rPr>
+                <w:b/>
+                <w:bCs/>
+              </w:rPr>
+              <w:t xml:space="preserve">cancelar</w:t>
+            </w:r>
+            <w:r>
+              <w:t xml:space="preserve"> a solicitação enquanto ela está aberta</w:t>
+            </w:r>
+          </w:p>
+        </w:tc>
+        <w:tc>
+          <w:tcPr>
+            <w:tcW w:type="dxa" w:w="4538"/>
+            <w:tcMar>
+              <w:top w:type="dxa" w:w="60"/>
+              <w:left w:type="dxa" w:w="100"/>
+              <w:bottom w:type="dxa" w:w="60"/>
+              <w:right w:type="dxa" w:w="100"/>
+            </w:tcMar>
+          </w:tcPr>
+          <w:p>
+            <w:pPr>
+              <w:spacing w:after="40" w:before="40"/>
+            </w:pPr>
+            <w:r>
+              <w:rPr>
+                <w:rFonts w:ascii="Consolas" w:cs="Consolas" w:eastAsia="Consolas" w:hAnsi="Consolas"/>
+                <w:color w:val="6A1BBF"/>
+                <w:sz w:val="18"/>
+                <w:szCs w:val="18"/>
+                <w:shd w:fill="F1ECFB" w:color="auto" w:val="clear"/>
+              </w:rPr>
+              <w:t xml:space="preserve">cancelar</w:t>
+            </w:r>
+          </w:p>
+        </w:tc>
+      </w:tr>
+      <w:tr>
+        <w:trPr>
+          <w:cantSplit/>
+        </w:trPr>
+        <w:tc>
+          <w:tcPr>
+            <w:tcW w:type="dxa" w:w="562"/>
+            <w:shd w:fill="F6F4FE" w:color="auto" w:val="clear"/>
+            <w:tcMar>
+              <w:top w:type="dxa" w:w="60"/>
+              <w:left w:type="dxa" w:w="100"/>
+              <w:bottom w:type="dxa" w:w="60"/>
+              <w:right w:type="dxa" w:w="100"/>
+            </w:tcMar>
+          </w:tcPr>
+          <w:p>
+            <w:pPr>
+              <w:spacing w:after="40" w:before="40"/>
+            </w:pPr>
+            <w:r>
+              <w:t xml:space="preserve">R77</w:t>
+            </w:r>
+          </w:p>
+        </w:tc>
+        <w:tc>
+          <w:tcPr>
+            <w:tcW w:type="dxa" w:w="4538"/>
+            <w:shd w:fill="F6F4FE" w:color="auto" w:val="clear"/>
+            <w:tcMar>
+              <w:top w:type="dxa" w:w="60"/>
+              <w:left w:type="dxa" w:w="100"/>
+              <w:bottom w:type="dxa" w:w="60"/>
+              <w:right w:type="dxa" w:w="100"/>
+            </w:tcMar>
+          </w:tcPr>
+          <w:p>
+            <w:pPr>
+              <w:spacing w:after="40" w:before="40"/>
+            </w:pPr>
+            <w:r>
+              <w:t xml:space="preserve">A solicitação vale para a </w:t>
+            </w:r>
+            <w:r>
+              <w:rPr>
+                <w:b/>
+                <w:bCs/>
+              </w:rPr>
+              <w:t xml:space="preserve">falta vigente de quando foi aberta</w:t>
+            </w:r>
+            <w:r>
+              <w:t xml:space="preserve">. Com uma falta nova, ela fica </w:t>
+            </w:r>
+            <w:r>
+              <w:rPr>
+                <w:b/>
+                <w:bCs/>
+              </w:rPr>
+              <w:t xml:space="preserve">desatualizada</w:t>
+            </w:r>
+            <w:r>
+              <w:t xml:space="preserve">: aprovar ou liberar respondem 409 e ela é </w:t>
+            </w:r>
+            <w:r>
+              <w:rPr>
+                <w:b/>
+                <w:bCs/>
+              </w:rPr>
+              <w:t xml:space="preserve">encerrada</w:t>
+            </w:r>
+          </w:p>
+        </w:tc>
+        <w:tc>
+          <w:tcPr>
+            <w:tcW w:type="dxa" w:w="4538"/>
+            <w:shd w:fill="F6F4FE" w:color="auto" w:val="clear"/>
+            <w:tcMar>
+              <w:top w:type="dxa" w:w="60"/>
+              <w:left w:type="dxa" w:w="100"/>
+              <w:bottom w:type="dxa" w:w="60"/>
+              <w:right w:type="dxa" w:w="100"/>
+            </w:tcMar>
+          </w:tcPr>
+          <w:p>
+            <w:pPr>
+              <w:spacing w:after="40" w:before="40"/>
+            </w:pPr>
+            <w:r>
+              <w:rPr>
+                <w:rFonts w:ascii="Consolas" w:cs="Consolas" w:eastAsia="Consolas" w:hAnsi="Consolas"/>
+                <w:color w:val="6A1BBF"/>
+                <w:sz w:val="18"/>
+                <w:szCs w:val="18"/>
+                <w:shd w:fill="F1ECFB" w:color="auto" w:val="clear"/>
+              </w:rPr>
+              <w:t xml:space="preserve">aprovar</w:t>
+            </w:r>
+            <w:r>
+              <w:t xml:space="preserve">, </w:t>
+            </w:r>
+            <w:r>
+              <w:rPr>
+                <w:rFonts w:ascii="Consolas" w:cs="Consolas" w:eastAsia="Consolas" w:hAnsi="Consolas"/>
+                <w:color w:val="6A1BBF"/>
+                <w:sz w:val="18"/>
+                <w:szCs w:val="18"/>
+                <w:shd w:fill="F1ECFB" w:color="auto" w:val="clear"/>
+              </w:rPr>
+              <w:t xml:space="preserve">decidir</w:t>
+            </w:r>
+            <w:r>
+              <w:t xml:space="preserve"> (</w:t>
+            </w:r>
+            <w:r>
+              <w:rPr>
+                <w:rFonts w:ascii="Consolas" w:cs="Consolas" w:eastAsia="Consolas" w:hAnsi="Consolas"/>
+                <w:color w:val="6A1BBF"/>
+                <w:sz w:val="18"/>
+                <w:szCs w:val="18"/>
+                <w:shd w:fill="F1ECFB" w:color="auto" w:val="clear"/>
+              </w:rPr>
+              <w:t xml:space="preserve">SOLICITACAO_DESATUALIZADA</w:t>
+            </w:r>
+            <w:r>
+              <w:t xml:space="preserve">), </w:t>
+            </w:r>
+            <w:r>
+              <w:rPr>
+                <w:rFonts w:ascii="Consolas" w:cs="Consolas" w:eastAsia="Consolas" w:hAnsi="Consolas"/>
+                <w:color w:val="6A1BBF"/>
+                <w:sz w:val="18"/>
+                <w:szCs w:val="18"/>
+                <w:shd w:fill="F1ECFB" w:color="auto" w:val="clear"/>
+              </w:rPr>
+              <w:t xml:space="preserve">sqlRegistrarAcao</w:t>
+            </w:r>
+          </w:p>
+        </w:tc>
+      </w:tr>
+      <w:tr>
+        <w:trPr>
+          <w:cantSplit/>
+        </w:trPr>
+        <w:tc>
+          <w:tcPr>
+            <w:tcW w:type="dxa" w:w="562"/>
+            <w:tcMar>
+              <w:top w:type="dxa" w:w="60"/>
+              <w:left w:type="dxa" w:w="100"/>
+              <w:bottom w:type="dxa" w:w="60"/>
+              <w:right w:type="dxa" w:w="100"/>
+            </w:tcMar>
+          </w:tcPr>
+          <w:p>
+            <w:pPr>
+              <w:spacing w:after="40" w:before="40"/>
+            </w:pPr>
+            <w:r>
+              <w:t xml:space="preserve">R78</w:t>
+            </w:r>
+          </w:p>
+        </w:tc>
+        <w:tc>
+          <w:tcPr>
+            <w:tcW w:type="dxa" w:w="4538"/>
+            <w:tcMar>
+              <w:top w:type="dxa" w:w="60"/>
+              <w:left w:type="dxa" w:w="100"/>
+              <w:bottom w:type="dxa" w:w="60"/>
+              <w:right w:type="dxa" w:w="100"/>
+            </w:tcMar>
+          </w:tcPr>
+          <w:p>
+            <w:pPr>
+              <w:spacing w:after="40" w:before="40"/>
+            </w:pPr>
+            <w:r>
+              <w:t xml:space="preserve">O sistema </w:t>
+            </w:r>
+            <w:r>
+              <w:rPr>
+                <w:b/>
+                <w:bCs/>
+              </w:rPr>
+              <w:t xml:space="preserve">encerra</w:t>
+            </w:r>
+            <w:r>
+              <w:t xml:space="preserve"> as solicitações abertas quando o paciente é liberado pela rotina automática ou por outro caminho, ou bloqueado por uma falta nova</w:t>
+            </w:r>
+          </w:p>
+        </w:tc>
+        <w:tc>
+          <w:tcPr>
+            <w:tcW w:type="dxa" w:w="4538"/>
+            <w:tcMar>
+              <w:top w:type="dxa" w:w="60"/>
+              <w:left w:type="dxa" w:w="100"/>
+              <w:bottom w:type="dxa" w:w="60"/>
+              <w:right w:type="dxa" w:w="100"/>
+            </w:tcMar>
+          </w:tcPr>
+          <w:p>
+            <w:pPr>
+              <w:spacing w:after="40" w:before="40"/>
+            </w:pPr>
+            <w:r>
+              <w:rPr>
+                <w:rFonts w:ascii="Consolas" w:cs="Consolas" w:eastAsia="Consolas" w:hAnsi="Consolas"/>
+                <w:color w:val="6A1BBF"/>
+                <w:sz w:val="18"/>
+                <w:szCs w:val="18"/>
+                <w:shd w:fill="F1ECFB" w:color="auto" w:val="clear"/>
+              </w:rPr>
+              <w:t xml:space="preserve">sqlRegistrarAcao</w:t>
+            </w:r>
+            <w:r>
+              <w:t xml:space="preserve"> (</w:t>
+            </w:r>
+            <w:r>
+              <w:rPr>
+                <w:color w:val="1C1FC8"/>
+              </w:rPr>
+              <w:t xml:space="preserve">_sql.js</w:t>
+            </w:r>
+            <w:r>
+              <w:t xml:space="preserve">)</w:t>
+            </w:r>
+          </w:p>
+        </w:tc>
+      </w:tr>
+      <w:tr>
+        <w:trPr>
+          <w:cantSplit/>
+        </w:trPr>
+        <w:tc>
+          <w:tcPr>
+            <w:tcW w:type="dxa" w:w="562"/>
+            <w:shd w:fill="F6F4FE" w:color="auto" w:val="clear"/>
+            <w:tcMar>
+              <w:top w:type="dxa" w:w="60"/>
+              <w:left w:type="dxa" w:w="100"/>
+              <w:bottom w:type="dxa" w:w="60"/>
+              <w:right w:type="dxa" w:w="100"/>
+            </w:tcMar>
+          </w:tcPr>
+          <w:p>
+            <w:pPr>
+              <w:spacing w:after="40" w:before="40"/>
+            </w:pPr>
+            <w:r>
+              <w:t xml:space="preserve">R79</w:t>
+            </w:r>
+          </w:p>
+        </w:tc>
+        <w:tc>
+          <w:tcPr>
+            <w:tcW w:type="dxa" w:w="4538"/>
+            <w:shd w:fill="F6F4FE" w:color="auto" w:val="clear"/>
+            <w:tcMar>
+              <w:top w:type="dxa" w:w="60"/>
+              <w:left w:type="dxa" w:w="100"/>
+              <w:bottom w:type="dxa" w:w="60"/>
+              <w:right w:type="dxa" w:w="100"/>
+            </w:tcMar>
+          </w:tcPr>
+          <w:p>
+            <w:pPr>
+              <w:spacing w:after="40" w:before="40"/>
+            </w:pPr>
+            <w:r>
+              <w:t xml:space="preserve">A liberação por solicitação usa o </w:t>
+            </w:r>
+            <w:r>
+              <w:rPr>
+                <w:b/>
+                <w:bCs/>
+              </w:rPr>
+              <w:t xml:space="preserve">motivo do pedido</w:t>
+            </w:r>
+            <w:r>
+              <w:t xml:space="preserve"> na auditoria ("Solicitação #N (quem pediu): motivo") e liga a ação à solicitação (</w:t>
+            </w:r>
+            <w:r>
+              <w:rPr>
+                <w:rFonts w:ascii="Consolas" w:cs="Consolas" w:eastAsia="Consolas" w:hAnsi="Consolas"/>
+                <w:color w:val="6A1BBF"/>
+                <w:sz w:val="18"/>
+                <w:szCs w:val="18"/>
+                <w:shd w:fill="F1ECFB" w:color="auto" w:val="clear"/>
+              </w:rPr>
+              <w:t xml:space="preserve">IdSolicitacao</w:t>
+            </w:r>
+            <w:r>
+              <w:t xml:space="preserve">)</w:t>
+            </w:r>
+          </w:p>
+        </w:tc>
+        <w:tc>
+          <w:tcPr>
+            <w:tcW w:type="dxa" w:w="4538"/>
+            <w:shd w:fill="F6F4FE" w:color="auto" w:val="clear"/>
+            <w:tcMar>
+              <w:top w:type="dxa" w:w="60"/>
+              <w:left w:type="dxa" w:w="100"/>
+              <w:bottom w:type="dxa" w:w="60"/>
+              <w:right w:type="dxa" w:w="100"/>
+            </w:tcMar>
+          </w:tcPr>
+          <w:p>
+            <w:pPr>
+              <w:spacing w:after="40" w:before="40"/>
+            </w:pPr>
+            <w:r>
+              <w:rPr>
+                <w:rFonts w:ascii="Consolas" w:cs="Consolas" w:eastAsia="Consolas" w:hAnsi="Consolas"/>
+                <w:color w:val="6A1BBF"/>
+                <w:sz w:val="18"/>
+                <w:szCs w:val="18"/>
+                <w:shd w:fill="F1ECFB" w:color="auto" w:val="clear"/>
+              </w:rPr>
+              <w:t xml:space="preserve">montar registro</w:t>
+            </w:r>
+            <w:r>
+              <w:t xml:space="preserve"> das Ações</w:t>
+            </w:r>
+          </w:p>
+        </w:tc>
+      </w:tr>
+      <w:tr>
+        <w:trPr>
+          <w:cantSplit/>
+        </w:trPr>
+        <w:tc>
+          <w:tcPr>
+            <w:tcW w:type="dxa" w:w="562"/>
+            <w:tcMar>
+              <w:top w:type="dxa" w:w="60"/>
+              <w:left w:type="dxa" w:w="100"/>
+              <w:bottom w:type="dxa" w:w="60"/>
+              <w:right w:type="dxa" w:w="100"/>
+            </w:tcMar>
+          </w:tcPr>
+          <w:p>
+            <w:pPr>
+              <w:spacing w:after="40" w:before="40"/>
+            </w:pPr>
+            <w:r>
+              <w:t xml:space="preserve">R80</w:t>
+            </w:r>
+          </w:p>
+        </w:tc>
+        <w:tc>
+          <w:tcPr>
+            <w:tcW w:type="dxa" w:w="4538"/>
+            <w:tcMar>
+              <w:top w:type="dxa" w:w="60"/>
+              <w:left w:type="dxa" w:w="100"/>
+              <w:bottom w:type="dxa" w:w="60"/>
+              <w:right w:type="dxa" w:w="100"/>
+            </w:tcMar>
+          </w:tcPr>
+          <w:p>
+            <w:pPr>
+              <w:spacing w:after="40" w:before="40"/>
+            </w:pPr>
+            <w:r>
+              <w:rPr>
+                <w:b/>
+                <w:bCs/>
+              </w:rPr>
+              <w:t xml:space="preserve">Todos veem</w:t>
+            </w:r>
+            <w:r>
+              <w:t xml:space="preserve"> as solicitações: paciente, quem pediu, quando, motivo, decisão (quem e por quê) e quem liberou. O menu mostra quantas aguardam aprovação</w:t>
+            </w:r>
+          </w:p>
+        </w:tc>
+        <w:tc>
+          <w:tcPr>
+            <w:tcW w:type="dxa" w:w="4538"/>
+            <w:tcMar>
+              <w:top w:type="dxa" w:w="60"/>
+              <w:left w:type="dxa" w:w="100"/>
+              <w:bottom w:type="dxa" w:w="60"/>
+              <w:right w:type="dxa" w:w="100"/>
+            </w:tcMar>
+          </w:tcPr>
+          <w:p>
+            <w:pPr>
+              <w:spacing w:after="40" w:before="40"/>
+            </w:pPr>
+            <w:r>
+              <w:t xml:space="preserve">Tela Solicitações; </w:t>
+            </w:r>
+            <w:r>
+              <w:rPr>
+                <w:rFonts w:ascii="Consolas" w:cs="Consolas" w:eastAsia="Consolas" w:hAnsi="Consolas"/>
+                <w:color w:val="6A1BBF"/>
+                <w:sz w:val="18"/>
+                <w:szCs w:val="18"/>
+                <w:shd w:fill="F1ECFB" w:color="auto" w:val="clear"/>
+              </w:rPr>
+              <w:t xml:space="preserve">atualizarContador</w:t>
+            </w:r>
+            <w:r>
+              <w:t xml:space="preserve"> (</w:t>
+            </w:r>
+            <w:r>
+              <w:rPr>
+                <w:color w:val="1C1FC8"/>
+              </w:rPr>
+              <w:t xml:space="preserve">js/pagina.js</w:t>
+            </w:r>
+            <w:r>
+              <w:t xml:space="preserve">)</w:t>
+            </w:r>
+          </w:p>
+        </w:tc>
+      </w:tr>
+    </w:tbl>
+    <w:p>
+      <w:pPr>
+        <w:spacing w:after="120"/>
+      </w:pPr>
+    </w:p>
+    <w:p>
+      <w:pPr>
+        <w:pStyle w:val="Heading2"/>
+      </w:pPr>
+      <w:bookmarkStart w:name="_Toc41" w:id="41"/>
+      <w:r>
+        <w:t xml:space="preserve">14. Liberação automática (02:00)</w:t>
+      </w:r>
+      <w:bookmarkEnd w:id="41"/>
+    </w:p>
+    <w:p>
+      <w:pPr>
+        <w:spacing w:after="120"/>
+      </w:pPr>
+      <w:r>
+        <w:t xml:space="preserve">Detalhes em </w:t>
+      </w:r>
+      <w:r>
+        <w:rPr>
+          <w:color w:val="1C1FC8"/>
+        </w:rPr>
+        <w:t xml:space="preserve">liberacao.md</w:t>
+      </w:r>
+      <w:r>
+        <w:t xml:space="preserve">.</w:t>
+      </w:r>
+    </w:p>
+    <w:tbl>
+      <w:tblPr>
+        <w:tblW w:type="dxa" w:w="9638"/>
+        <w:tblBorders>
+          <w:top w:val="single" w:color="D9D6EA" w:sz="4"/>
+          <w:left w:val="single" w:color="D9D6EA" w:sz="4"/>
+          <w:bottom w:val="single" w:color="D9D6EA" w:sz="4"/>
+          <w:right w:val="single" w:color="D9D6EA" w:sz="4"/>
+          <w:insideH w:val="single" w:color="D9D6EA" w:sz="4"/>
+          <w:insideV w:val="single" w:color="D9D6EA" w:sz="4"/>
+        </w:tblBorders>
+        <w:tblLayout w:type="fixed"/>
+      </w:tblPr>
+      <w:tblGrid>
+        <w:gridCol w:w="655"/>
+        <w:gridCol w:w="5285"/>
+        <w:gridCol w:w="3699"/>
+      </w:tblGrid>
+      <w:tr>
+        <w:trPr>
+          <w:tblHeader/>
+        </w:trPr>
+        <w:tc>
+          <w:tcPr>
+            <w:tcW w:type="dxa" w:w="655"/>
+            <w:shd w:fill="1C1FC8" w:color="auto" w:val="clear"/>
+            <w:tcMar>
+              <w:top w:type="dxa" w:w="60"/>
+              <w:left w:type="dxa" w:w="100"/>
+              <w:bottom w:type="dxa" w:w="60"/>
+              <w:right w:type="dxa" w:w="100"/>
+            </w:tcMar>
+          </w:tcPr>
+          <w:p>
+            <w:pPr>
+              <w:spacing w:after="40" w:before="40"/>
+            </w:pPr>
+            <w:r>
+              <w:rPr>
+                <w:b/>
+                <w:bCs/>
+                <w:color w:val="FFFFFF"/>
+              </w:rPr>
+              <w:t xml:space="preserve">#</w:t>
+            </w:r>
+          </w:p>
+        </w:tc>
+        <w:tc>
+          <w:tcPr>
+            <w:tcW w:type="dxa" w:w="5285"/>
+            <w:shd w:fill="1C1FC8" w:color="auto" w:val="clear"/>
+            <w:tcMar>
+              <w:top w:type="dxa" w:w="60"/>
+              <w:left w:type="dxa" w:w="100"/>
+              <w:bottom w:type="dxa" w:w="60"/>
+              <w:right w:type="dxa" w:w="100"/>
+            </w:tcMar>
+          </w:tcPr>
+          <w:p>
+            <w:pPr>
+              <w:spacing w:after="40" w:before="40"/>
+            </w:pPr>
+            <w:r>
+              <w:rPr>
+                <w:b/>
+                <w:bCs/>
+                <w:color w:val="FFFFFF"/>
+              </w:rPr>
+              <w:t xml:space="preserve">Regra</w:t>
+            </w:r>
+          </w:p>
+        </w:tc>
+        <w:tc>
+          <w:tcPr>
+            <w:tcW w:type="dxa" w:w="3699"/>
+            <w:shd w:fill="1C1FC8" w:color="auto" w:val="clear"/>
+            <w:tcMar>
+              <w:top w:type="dxa" w:w="60"/>
+              <w:left w:type="dxa" w:w="100"/>
+              <w:bottom w:type="dxa" w:w="60"/>
+              <w:right w:type="dxa" w:w="100"/>
+            </w:tcMar>
+          </w:tcPr>
+          <w:p>
+            <w:pPr>
+              <w:spacing w:after="40" w:before="40"/>
+            </w:pPr>
+            <w:r>
+              <w:rPr>
+                <w:b/>
+                <w:bCs/>
+                <w:color w:val="FFFFFF"/>
+              </w:rPr>
+              <w:t xml:space="preserve">Onde</w:t>
+            </w:r>
+          </w:p>
+        </w:tc>
+      </w:tr>
+      <w:tr>
+        <w:trPr>
+          <w:cantSplit/>
+        </w:trPr>
+        <w:tc>
+          <w:tcPr>
+            <w:tcW w:type="dxa" w:w="655"/>
+            <w:tcMar>
+              <w:top w:type="dxa" w:w="60"/>
+              <w:left w:type="dxa" w:w="100"/>
+              <w:bottom w:type="dxa" w:w="60"/>
+              <w:right w:type="dxa" w:w="100"/>
+            </w:tcMar>
+          </w:tcPr>
+          <w:p>
+            <w:pPr>
+              <w:spacing w:after="40" w:before="40"/>
+            </w:pPr>
+            <w:r>
+              <w:t xml:space="preserve">R81</w:t>
+            </w:r>
+          </w:p>
+        </w:tc>
+        <w:tc>
+          <w:tcPr>
+            <w:tcW w:type="dxa" w:w="5285"/>
+            <w:tcMar>
+              <w:top w:type="dxa" w:w="60"/>
+              <w:left w:type="dxa" w:w="100"/>
+              <w:bottom w:type="dxa" w:w="60"/>
+              <w:right w:type="dxa" w:w="100"/>
+            </w:tcMar>
+          </w:tcPr>
+          <w:p>
+            <w:pPr>
+              <w:spacing w:after="40" w:before="40"/>
+            </w:pPr>
+            <w:r>
+              <w:t xml:space="preserve">Todo dia às </w:t>
+            </w:r>
+            <w:r>
+              <w:rPr>
+                <w:b/>
+                <w:bCs/>
+              </w:rPr>
+              <w:t xml:space="preserve">02:00</w:t>
+            </w:r>
+            <w:r>
+              <w:t xml:space="preserve">, a automação libera no CNN quem </w:t>
+            </w:r>
+            <w:r>
+              <w:rPr>
+                <w:b/>
+                <w:bCs/>
+              </w:rPr>
+              <w:t xml:space="preserve">cumpriu o prazo</w:t>
+            </w:r>
+            <w:r>
+              <w:t xml:space="preserve"> da falta vigente</w:t>
+            </w:r>
+          </w:p>
+        </w:tc>
+        <w:tc>
+          <w:tcPr>
+            <w:tcW w:type="dxa" w:w="3699"/>
+            <w:tcMar>
+              <w:top w:type="dxa" w:w="60"/>
+              <w:left w:type="dxa" w:w="100"/>
+              <w:bottom w:type="dxa" w:w="60"/>
+              <w:right w:type="dxa" w:w="100"/>
+            </w:tcMar>
+          </w:tcPr>
+          <w:p>
+            <w:pPr>
+              <w:spacing w:after="40" w:before="40"/>
+            </w:pPr>
+            <w:r>
+              <w:t xml:space="preserve">Workflow de liberação</w:t>
+            </w:r>
+          </w:p>
+        </w:tc>
+      </w:tr>
+      <w:tr>
+        <w:trPr>
+          <w:cantSplit/>
+        </w:trPr>
+        <w:tc>
+          <w:tcPr>
+            <w:tcW w:type="dxa" w:w="655"/>
+            <w:shd w:fill="F6F4FE" w:color="auto" w:val="clear"/>
+            <w:tcMar>
+              <w:top w:type="dxa" w:w="60"/>
+              <w:left w:type="dxa" w:w="100"/>
+              <w:bottom w:type="dxa" w:w="60"/>
+              <w:right w:type="dxa" w:w="100"/>
+            </w:tcMar>
+          </w:tcPr>
+          <w:p>
+            <w:pPr>
+              <w:spacing w:after="40" w:before="40"/>
+            </w:pPr>
+            <w:r>
+              <w:t xml:space="preserve">R82</w:t>
+            </w:r>
+          </w:p>
+        </w:tc>
+        <w:tc>
+          <w:tcPr>
+            <w:tcW w:type="dxa" w:w="5285"/>
+            <w:shd w:fill="F6F4FE" w:color="auto" w:val="clear"/>
+            <w:tcMar>
+              <w:top w:type="dxa" w:w="60"/>
+              <w:left w:type="dxa" w:w="100"/>
+              <w:bottom w:type="dxa" w:w="60"/>
+              <w:right w:type="dxa" w:w="100"/>
+            </w:tcMar>
+          </w:tcPr>
+          <w:p>
+            <w:pPr>
+              <w:spacing w:after="40" w:before="40"/>
+            </w:pPr>
+            <w:r>
+              <w:t xml:space="preserve">Só entra quem o </w:t>
+            </w:r>
+            <w:r>
+              <w:rPr>
+                <w:b/>
+                <w:bCs/>
+              </w:rPr>
+              <w:t xml:space="preserve">próprio sistema bloqueou</w:t>
+            </w:r>
+            <w:r>
+              <w:t xml:space="preserve">: controle </w:t>
+            </w:r>
+            <w:r>
+              <w:rPr>
+                <w:rFonts w:ascii="Consolas" w:cs="Consolas" w:eastAsia="Consolas" w:hAnsi="Consolas"/>
+                <w:color w:val="6A1BBF"/>
+                <w:sz w:val="18"/>
+                <w:szCs w:val="18"/>
+                <w:shd w:fill="F1ECFB" w:color="auto" w:val="clear"/>
+              </w:rPr>
+              <w:t xml:space="preserve">BLOQUEADO</w:t>
+            </w:r>
+            <w:r>
+              <w:t xml:space="preserve"> apontando para a falta vigente. Paciente inativo por outro motivo </w:t>
+            </w:r>
+            <w:r>
+              <w:rPr>
+                <w:b/>
+                <w:bCs/>
+              </w:rPr>
+              <w:t xml:space="preserve">nunca é reativado</w:t>
+            </w:r>
+          </w:p>
+        </w:tc>
+        <w:tc>
+          <w:tcPr>
+            <w:tcW w:type="dxa" w:w="3699"/>
+            <w:shd w:fill="F6F4FE" w:color="auto" w:val="clear"/>
+            <w:tcMar>
+              <w:top w:type="dxa" w:w="60"/>
+              <w:left w:type="dxa" w:w="100"/>
+              <w:bottom w:type="dxa" w:w="60"/>
+              <w:right w:type="dxa" w:w="100"/>
+            </w:tcMar>
+          </w:tcPr>
+          <w:p>
+            <w:pPr>
+              <w:spacing w:after="40" w:before="40"/>
+            </w:pPr>
+            <w:r>
+              <w:rPr>
+                <w:rFonts w:ascii="Consolas" w:cs="Consolas" w:eastAsia="Consolas" w:hAnsi="Consolas"/>
+                <w:color w:val="6A1BBF"/>
+                <w:sz w:val="18"/>
+                <w:szCs w:val="18"/>
+                <w:shd w:fill="F1ECFB" w:color="auto" w:val="clear"/>
+              </w:rPr>
+              <w:t xml:space="preserve">liberacao-preparar-consulta.js</w:t>
+            </w:r>
+          </w:p>
+        </w:tc>
+      </w:tr>
+      <w:tr>
+        <w:trPr>
+          <w:cantSplit/>
+        </w:trPr>
+        <w:tc>
+          <w:tcPr>
+            <w:tcW w:type="dxa" w:w="655"/>
+            <w:tcMar>
+              <w:top w:type="dxa" w:w="60"/>
+              <w:left w:type="dxa" w:w="100"/>
+              <w:bottom w:type="dxa" w:w="60"/>
+              <w:right w:type="dxa" w:w="100"/>
+            </w:tcMar>
+          </w:tcPr>
+          <w:p>
+            <w:pPr>
+              <w:spacing w:after="40" w:before="40"/>
+            </w:pPr>
+            <w:r>
+              <w:t xml:space="preserve">R83</w:t>
+            </w:r>
+          </w:p>
+        </w:tc>
+        <w:tc>
+          <w:tcPr>
+            <w:tcW w:type="dxa" w:w="5285"/>
+            <w:tcMar>
+              <w:top w:type="dxa" w:w="60"/>
+              <w:left w:type="dxa" w:w="100"/>
+              <w:bottom w:type="dxa" w:w="60"/>
+              <w:right w:type="dxa" w:w="100"/>
+            </w:tcMar>
+          </w:tcPr>
+          <w:p>
+            <w:pPr>
+              <w:spacing w:after="40" w:before="40"/>
+            </w:pPr>
+            <w:r>
+              <w:t xml:space="preserve">Paciente que já está ativo no CNN (liberado direto na plataforma) não recebe comando: a liberação é só </w:t>
+            </w:r>
+            <w:r>
+              <w:rPr>
+                <w:b/>
+                <w:bCs/>
+              </w:rPr>
+              <w:t xml:space="preserve">registrada</w:t>
+            </w:r>
+          </w:p>
+        </w:tc>
+        <w:tc>
+          <w:tcPr>
+            <w:tcW w:type="dxa" w:w="3699"/>
+            <w:tcMar>
+              <w:top w:type="dxa" w:w="60"/>
+              <w:left w:type="dxa" w:w="100"/>
+              <w:bottom w:type="dxa" w:w="60"/>
+              <w:right w:type="dxa" w:w="100"/>
+            </w:tcMar>
+          </w:tcPr>
+          <w:p>
+            <w:pPr>
+              <w:spacing w:after="40" w:before="40"/>
+            </w:pPr>
+            <w:r>
+              <w:rPr>
+                <w:rFonts w:ascii="Consolas" w:cs="Consolas" w:eastAsia="Consolas" w:hAnsi="Consolas"/>
+                <w:color w:val="6A1BBF"/>
+                <w:sz w:val="18"/>
+                <w:szCs w:val="18"/>
+                <w:shd w:fill="F1ECFB" w:color="auto" w:val="clear"/>
+              </w:rPr>
+              <w:t xml:space="preserve">liberacao-decidir.js</w:t>
+            </w:r>
+          </w:p>
+        </w:tc>
+      </w:tr>
+      <w:tr>
+        <w:trPr>
+          <w:cantSplit/>
+        </w:trPr>
+        <w:tc>
+          <w:tcPr>
+            <w:tcW w:type="dxa" w:w="655"/>
+            <w:shd w:fill="F6F4FE" w:color="auto" w:val="clear"/>
+            <w:tcMar>
+              <w:top w:type="dxa" w:w="60"/>
+              <w:left w:type="dxa" w:w="100"/>
+              <w:bottom w:type="dxa" w:w="60"/>
+              <w:right w:type="dxa" w:w="100"/>
+            </w:tcMar>
+          </w:tcPr>
+          <w:p>
+            <w:pPr>
+              <w:spacing w:after="40" w:before="40"/>
+            </w:pPr>
+            <w:r>
+              <w:t xml:space="preserve">R84</w:t>
+            </w:r>
+          </w:p>
+        </w:tc>
+        <w:tc>
+          <w:tcPr>
+            <w:tcW w:type="dxa" w:w="5285"/>
+            <w:shd w:fill="F6F4FE" w:color="auto" w:val="clear"/>
+            <w:tcMar>
+              <w:top w:type="dxa" w:w="60"/>
+              <w:left w:type="dxa" w:w="100"/>
+              <w:bottom w:type="dxa" w:w="60"/>
+              <w:right w:type="dxa" w:w="100"/>
+            </w:tcMar>
+          </w:tcPr>
+          <w:p>
+            <w:pPr>
+              <w:spacing w:after="40" w:before="40"/>
+            </w:pPr>
+            <w:r>
+              <w:t xml:space="preserve">Toda liberação automática vai para a </w:t>
+            </w:r>
+            <w:r>
+              <w:rPr>
+                <w:b/>
+                <w:bCs/>
+              </w:rPr>
+              <w:t xml:space="preserve">auditoria</w:t>
+            </w:r>
+            <w:r>
+              <w:t xml:space="preserve"> (Origem </w:t>
+            </w:r>
+            <w:r>
+              <w:rPr>
+                <w:rFonts w:ascii="Consolas" w:cs="Consolas" w:eastAsia="Consolas" w:hAnsi="Consolas"/>
+                <w:color w:val="6A1BBF"/>
+                <w:sz w:val="18"/>
+                <w:szCs w:val="18"/>
+                <w:shd w:fill="F1ECFB" w:color="auto" w:val="clear"/>
+              </w:rPr>
+              <w:t xml:space="preserve">AUTOMATICO</w:t>
+            </w:r>
+            <w:r>
+              <w:t xml:space="preserve">), marca </w:t>
+            </w:r>
+            <w:r>
+              <w:rPr>
+                <w:b/>
+                <w:bCs/>
+              </w:rPr>
+              <w:t xml:space="preserve">LIBERADO</w:t>
+            </w:r>
+            <w:r>
+              <w:t xml:space="preserve"> no controle e encerra as solicitações abertas do paciente. Se o CNN falhar, a falha fica registrada e a rotina tenta de novo na noite seguinte</w:t>
+            </w:r>
+          </w:p>
+        </w:tc>
+        <w:tc>
+          <w:tcPr>
+            <w:tcW w:type="dxa" w:w="3699"/>
+            <w:shd w:fill="F6F4FE" w:color="auto" w:val="clear"/>
+            <w:tcMar>
+              <w:top w:type="dxa" w:w="60"/>
+              <w:left w:type="dxa" w:w="100"/>
+              <w:bottom w:type="dxa" w:w="60"/>
+              <w:right w:type="dxa" w:w="100"/>
+            </w:tcMar>
+          </w:tcPr>
+          <w:p>
+            <w:pPr>
+              <w:spacing w:after="40" w:before="40"/>
+            </w:pPr>
+            <w:r>
+              <w:rPr>
+                <w:rFonts w:ascii="Consolas" w:cs="Consolas" w:eastAsia="Consolas" w:hAnsi="Consolas"/>
+                <w:color w:val="6A1BBF"/>
+                <w:sz w:val="18"/>
+                <w:szCs w:val="18"/>
+                <w:shd w:fill="F1ECFB" w:color="auto" w:val="clear"/>
+              </w:rPr>
+              <w:t xml:space="preserve">liberacao-montar-registro.js</w:t>
+            </w:r>
+            <w:r>
+              <w:t xml:space="preserve">, </w:t>
+            </w:r>
+            <w:r>
+              <w:rPr>
+                <w:rFonts w:ascii="Consolas" w:cs="Consolas" w:eastAsia="Consolas" w:hAnsi="Consolas"/>
+                <w:color w:val="6A1BBF"/>
+                <w:sz w:val="18"/>
+                <w:szCs w:val="18"/>
+                <w:shd w:fill="F1ECFB" w:color="auto" w:val="clear"/>
+              </w:rPr>
+              <w:t xml:space="preserve">sqlRegistrarAcao</w:t>
+            </w:r>
+          </w:p>
+        </w:tc>
+      </w:tr>
+      <w:tr>
+        <w:trPr>
+          <w:cantSplit/>
+        </w:trPr>
+        <w:tc>
+          <w:tcPr>
+            <w:tcW w:type="dxa" w:w="655"/>
+            <w:tcMar>
+              <w:top w:type="dxa" w:w="60"/>
+              <w:left w:type="dxa" w:w="100"/>
+              <w:bottom w:type="dxa" w:w="60"/>
+              <w:right w:type="dxa" w:w="100"/>
+            </w:tcMar>
+          </w:tcPr>
+          <w:p>
+            <w:pPr>
+              <w:spacing w:after="40" w:before="40"/>
+            </w:pPr>
+            <w:r>
+              <w:t xml:space="preserve">R85</w:t>
+            </w:r>
+          </w:p>
+        </w:tc>
+        <w:tc>
+          <w:tcPr>
+            <w:tcW w:type="dxa" w:w="5285"/>
+            <w:tcMar>
+              <w:top w:type="dxa" w:w="60"/>
+              <w:left w:type="dxa" w:w="100"/>
+              <w:bottom w:type="dxa" w:w="60"/>
+              <w:right w:type="dxa" w:w="100"/>
+            </w:tcMar>
+          </w:tcPr>
+          <w:p>
+            <w:pPr>
+              <w:spacing w:after="40" w:before="40"/>
+            </w:pPr>
+            <w:r>
+              <w:t xml:space="preserve">Com o controle </w:t>
+            </w:r>
+            <w:r>
+              <w:rPr>
+                <w:rFonts w:ascii="Consolas" w:cs="Consolas" w:eastAsia="Consolas" w:hAnsi="Consolas"/>
+                <w:color w:val="6A1BBF"/>
+                <w:sz w:val="18"/>
+                <w:szCs w:val="18"/>
+                <w:shd w:fill="F1ECFB" w:color="auto" w:val="clear"/>
+              </w:rPr>
+              <w:t xml:space="preserve">LIBERADO</w:t>
+            </w:r>
+            <w:r>
+              <w:t xml:space="preserve"> para aquela falta, o bloqueio da 01:00 não bloqueia de novo. Só uma falta nova bloqueia</w:t>
+            </w:r>
+          </w:p>
+        </w:tc>
+        <w:tc>
+          <w:tcPr>
+            <w:tcW w:type="dxa" w:w="3699"/>
+            <w:tcMar>
+              <w:top w:type="dxa" w:w="60"/>
+              <w:left w:type="dxa" w:w="100"/>
+              <w:bottom w:type="dxa" w:w="60"/>
+              <w:right w:type="dxa" w:w="100"/>
+            </w:tcMar>
+          </w:tcPr>
+          <w:p>
+            <w:pPr>
+              <w:spacing w:after="40" w:before="40"/>
+            </w:pPr>
+            <w:r>
+              <w:t xml:space="preserve">Consequência de R14</w:t>
             </w:r>
           </w:p>
         </w:tc>

--- a/docs/word/03 - Regras de negócio.docx
+++ b/docs/word/03 - Regras de negócio.docx
@@ -7818,7 +7818,7 @@
               <w:spacing w:after="40" w:before="40"/>
             </w:pPr>
             <w:r>
-              <w:t xml:space="preserve">Cada tela guarda o dado na aba por um prazo: Pacientes 2 min, detalhe 1 min, Relatórios 10 min, Histórico 2 min, Configuração 30 min, Usuários 2 min, Solicitações 1 min (a tela Solicitações busca de novo por trás ao abrir). Dentro do prazo, trocar de tela não chama o servidor</w:t>
+              <w:t xml:space="preserve">Cada tela guarda o dado na aba por um prazo: Pacientes 2 min, detalhe 1 min, Relatórios 10 min, Histórico 2 min, Configuração 30 min, Usuários 2 min, Solicitações 1 min (a tela Solicitações busca de novo por trás ao abrir), Dashboard 10 min por período. Dentro do prazo, trocar de tela não chama o servidor</w:t>
             </w:r>
           </w:p>
         </w:tc>

--- a/docs/word/03 - Regras de negócio.docx
+++ b/docs/word/03 - Regras de negócio.docx
@@ -5613,9 +5613,9 @@
         <w:tblLayout w:type="fixed"/>
       </w:tblPr>
       <w:tblGrid>
-        <w:gridCol w:w="604"/>
-        <w:gridCol w:w="4877"/>
-        <w:gridCol w:w="4157"/>
+        <w:gridCol w:w="589"/>
+        <w:gridCol w:w="4757"/>
+        <w:gridCol w:w="4291"/>
       </w:tblGrid>
       <w:tr>
         <w:trPr>
@@ -5623,7 +5623,7 @@
         </w:trPr>
         <w:tc>
           <w:tcPr>
-            <w:tcW w:type="dxa" w:w="604"/>
+            <w:tcW w:type="dxa" w:w="589"/>
             <w:shd w:fill="1C1FC8" w:color="auto" w:val="clear"/>
             <w:tcMar>
               <w:top w:type="dxa" w:w="60"/>
@@ -5648,7 +5648,7 @@
         </w:tc>
         <w:tc>
           <w:tcPr>
-            <w:tcW w:type="dxa" w:w="4877"/>
+            <w:tcW w:type="dxa" w:w="4757"/>
             <w:shd w:fill="1C1FC8" w:color="auto" w:val="clear"/>
             <w:tcMar>
               <w:top w:type="dxa" w:w="60"/>
@@ -5673,7 +5673,7 @@
         </w:tc>
         <w:tc>
           <w:tcPr>
-            <w:tcW w:type="dxa" w:w="4157"/>
+            <w:tcW w:type="dxa" w:w="4291"/>
             <w:shd w:fill="1C1FC8" w:color="auto" w:val="clear"/>
             <w:tcMar>
               <w:top w:type="dxa" w:w="60"/>
@@ -5703,7 +5703,7 @@
         </w:trPr>
         <w:tc>
           <w:tcPr>
-            <w:tcW w:type="dxa" w:w="604"/>
+            <w:tcW w:type="dxa" w:w="589"/>
             <w:tcMar>
               <w:top w:type="dxa" w:w="60"/>
               <w:left w:type="dxa" w:w="100"/>
@@ -5722,7 +5722,7 @@
         </w:tc>
         <w:tc>
           <w:tcPr>
-            <w:tcW w:type="dxa" w:w="4877"/>
+            <w:tcW w:type="dxa" w:w="4757"/>
             <w:tcMar>
               <w:top w:type="dxa" w:w="60"/>
               <w:left w:type="dxa" w:w="100"/>
@@ -5751,7 +5751,7 @@
         </w:tc>
         <w:tc>
           <w:tcPr>
-            <w:tcW w:type="dxa" w:w="4157"/>
+            <w:tcW w:type="dxa" w:w="4291"/>
             <w:tcMar>
               <w:top w:type="dxa" w:w="60"/>
               <w:left w:type="dxa" w:w="100"/>
@@ -5795,7 +5795,7 @@
         </w:trPr>
         <w:tc>
           <w:tcPr>
-            <w:tcW w:type="dxa" w:w="604"/>
+            <w:tcW w:type="dxa" w:w="589"/>
             <w:shd w:fill="F6F4FE" w:color="auto" w:val="clear"/>
             <w:tcMar>
               <w:top w:type="dxa" w:w="60"/>
@@ -5815,7 +5815,7 @@
         </w:tc>
         <w:tc>
           <w:tcPr>
-            <w:tcW w:type="dxa" w:w="4877"/>
+            <w:tcW w:type="dxa" w:w="4757"/>
             <w:shd w:fill="F6F4FE" w:color="auto" w:val="clear"/>
             <w:tcMar>
               <w:top w:type="dxa" w:w="60"/>
@@ -5885,7 +5885,7 @@
         </w:tc>
         <w:tc>
           <w:tcPr>
-            <w:tcW w:type="dxa" w:w="4157"/>
+            <w:tcW w:type="dxa" w:w="4291"/>
             <w:shd w:fill="F6F4FE" w:color="auto" w:val="clear"/>
             <w:tcMar>
               <w:top w:type="dxa" w:w="60"/>
@@ -5929,7 +5929,7 @@
         </w:trPr>
         <w:tc>
           <w:tcPr>
-            <w:tcW w:type="dxa" w:w="604"/>
+            <w:tcW w:type="dxa" w:w="589"/>
             <w:tcMar>
               <w:top w:type="dxa" w:w="60"/>
               <w:left w:type="dxa" w:w="100"/>
@@ -5948,7 +5948,7 @@
         </w:tc>
         <w:tc>
           <w:tcPr>
-            <w:tcW w:type="dxa" w:w="4877"/>
+            <w:tcW w:type="dxa" w:w="4757"/>
             <w:tcMar>
               <w:top w:type="dxa" w:w="60"/>
               <w:left w:type="dxa" w:w="100"/>
@@ -5977,7 +5977,7 @@
         </w:tc>
         <w:tc>
           <w:tcPr>
-            <w:tcW w:type="dxa" w:w="4157"/>
+            <w:tcW w:type="dxa" w:w="4291"/>
             <w:tcMar>
               <w:top w:type="dxa" w:w="60"/>
               <w:left w:type="dxa" w:w="100"/>
@@ -6008,7 +6008,7 @@
         </w:trPr>
         <w:tc>
           <w:tcPr>
-            <w:tcW w:type="dxa" w:w="604"/>
+            <w:tcW w:type="dxa" w:w="589"/>
             <w:shd w:fill="F6F4FE" w:color="auto" w:val="clear"/>
             <w:tcMar>
               <w:top w:type="dxa" w:w="60"/>
@@ -6028,7 +6028,7 @@
         </w:tc>
         <w:tc>
           <w:tcPr>
-            <w:tcW w:type="dxa" w:w="4877"/>
+            <w:tcW w:type="dxa" w:w="4757"/>
             <w:shd w:fill="F6F4FE" w:color="auto" w:val="clear"/>
             <w:tcMar>
               <w:top w:type="dxa" w:w="60"/>
@@ -6058,7 +6058,7 @@
         </w:tc>
         <w:tc>
           <w:tcPr>
-            <w:tcW w:type="dxa" w:w="4157"/>
+            <w:tcW w:type="dxa" w:w="4291"/>
             <w:shd w:fill="F6F4FE" w:color="auto" w:val="clear"/>
             <w:tcMar>
               <w:top w:type="dxa" w:w="60"/>
@@ -6103,7 +6103,7 @@
         </w:trPr>
         <w:tc>
           <w:tcPr>
-            <w:tcW w:type="dxa" w:w="604"/>
+            <w:tcW w:type="dxa" w:w="589"/>
             <w:tcMar>
               <w:top w:type="dxa" w:w="60"/>
               <w:left w:type="dxa" w:w="100"/>
@@ -6122,7 +6122,7 @@
         </w:tc>
         <w:tc>
           <w:tcPr>
-            <w:tcW w:type="dxa" w:w="4877"/>
+            <w:tcW w:type="dxa" w:w="4757"/>
             <w:tcMar>
               <w:top w:type="dxa" w:w="60"/>
               <w:left w:type="dxa" w:w="100"/>
@@ -6171,7 +6171,7 @@
         </w:tc>
         <w:tc>
           <w:tcPr>
-            <w:tcW w:type="dxa" w:w="4157"/>
+            <w:tcW w:type="dxa" w:w="4291"/>
             <w:tcMar>
               <w:top w:type="dxa" w:w="60"/>
               <w:left w:type="dxa" w:w="100"/>
@@ -6214,7 +6214,7 @@
         </w:trPr>
         <w:tc>
           <w:tcPr>
-            <w:tcW w:type="dxa" w:w="604"/>
+            <w:tcW w:type="dxa" w:w="589"/>
             <w:shd w:fill="F6F4FE" w:color="auto" w:val="clear"/>
             <w:tcMar>
               <w:top w:type="dxa" w:w="60"/>
@@ -6234,7 +6234,7 @@
         </w:tc>
         <w:tc>
           <w:tcPr>
-            <w:tcW w:type="dxa" w:w="4877"/>
+            <w:tcW w:type="dxa" w:w="4757"/>
             <w:shd w:fill="F6F4FE" w:color="auto" w:val="clear"/>
             <w:tcMar>
               <w:top w:type="dxa" w:w="60"/>
@@ -6288,7 +6288,7 @@
         </w:tc>
         <w:tc>
           <w:tcPr>
-            <w:tcW w:type="dxa" w:w="4157"/>
+            <w:tcW w:type="dxa" w:w="4291"/>
             <w:shd w:fill="F6F4FE" w:color="auto" w:val="clear"/>
             <w:tcMar>
               <w:top w:type="dxa" w:w="60"/>
@@ -6342,7 +6342,7 @@
         </w:trPr>
         <w:tc>
           <w:tcPr>
-            <w:tcW w:type="dxa" w:w="604"/>
+            <w:tcW w:type="dxa" w:w="589"/>
             <w:tcMar>
               <w:top w:type="dxa" w:w="60"/>
               <w:left w:type="dxa" w:w="100"/>
@@ -6361,7 +6361,7 @@
         </w:tc>
         <w:tc>
           <w:tcPr>
-            <w:tcW w:type="dxa" w:w="4877"/>
+            <w:tcW w:type="dxa" w:w="4757"/>
             <w:tcMar>
               <w:top w:type="dxa" w:w="60"/>
               <w:left w:type="dxa" w:w="100"/>
@@ -6407,7 +6407,7 @@
         </w:tc>
         <w:tc>
           <w:tcPr>
-            <w:tcW w:type="dxa" w:w="4157"/>
+            <w:tcW w:type="dxa" w:w="4291"/>
             <w:tcMar>
               <w:top w:type="dxa" w:w="60"/>
               <w:left w:type="dxa" w:w="100"/>
@@ -6451,7 +6451,7 @@
         </w:trPr>
         <w:tc>
           <w:tcPr>
-            <w:tcW w:type="dxa" w:w="604"/>
+            <w:tcW w:type="dxa" w:w="589"/>
             <w:shd w:fill="F6F4FE" w:color="auto" w:val="clear"/>
             <w:tcMar>
               <w:top w:type="dxa" w:w="60"/>
@@ -6471,7 +6471,7 @@
         </w:tc>
         <w:tc>
           <w:tcPr>
-            <w:tcW w:type="dxa" w:w="4877"/>
+            <w:tcW w:type="dxa" w:w="4757"/>
             <w:shd w:fill="F6F4FE" w:color="auto" w:val="clear"/>
             <w:tcMar>
               <w:top w:type="dxa" w:w="60"/>
@@ -6508,7 +6508,7 @@
         </w:tc>
         <w:tc>
           <w:tcPr>
-            <w:tcW w:type="dxa" w:w="4157"/>
+            <w:tcW w:type="dxa" w:w="4291"/>
             <w:shd w:fill="F6F4FE" w:color="auto" w:val="clear"/>
             <w:tcMar>
               <w:top w:type="dxa" w:w="60"/>
@@ -6546,7 +6546,7 @@
         </w:trPr>
         <w:tc>
           <w:tcPr>
-            <w:tcW w:type="dxa" w:w="604"/>
+            <w:tcW w:type="dxa" w:w="589"/>
             <w:tcMar>
               <w:top w:type="dxa" w:w="60"/>
               <w:left w:type="dxa" w:w="100"/>
@@ -6565,7 +6565,7 @@
         </w:tc>
         <w:tc>
           <w:tcPr>
-            <w:tcW w:type="dxa" w:w="4877"/>
+            <w:tcW w:type="dxa" w:w="4757"/>
             <w:tcMar>
               <w:top w:type="dxa" w:w="60"/>
               <w:left w:type="dxa" w:w="100"/>
@@ -6594,7 +6594,7 @@
         </w:tc>
         <w:tc>
           <w:tcPr>
-            <w:tcW w:type="dxa" w:w="4157"/>
+            <w:tcW w:type="dxa" w:w="4291"/>
             <w:tcMar>
               <w:top w:type="dxa" w:w="60"/>
               <w:left w:type="dxa" w:w="100"/>
@@ -6625,7 +6625,7 @@
         </w:trPr>
         <w:tc>
           <w:tcPr>
-            <w:tcW w:type="dxa" w:w="604"/>
+            <w:tcW w:type="dxa" w:w="589"/>
             <w:shd w:fill="F6F4FE" w:color="auto" w:val="clear"/>
             <w:tcMar>
               <w:top w:type="dxa" w:w="60"/>
@@ -6645,7 +6645,7 @@
         </w:tc>
         <w:tc>
           <w:tcPr>
-            <w:tcW w:type="dxa" w:w="4877"/>
+            <w:tcW w:type="dxa" w:w="4757"/>
             <w:shd w:fill="F6F4FE" w:color="auto" w:val="clear"/>
             <w:tcMar>
               <w:top w:type="dxa" w:w="60"/>
@@ -6675,7 +6675,7 @@
         </w:tc>
         <w:tc>
           <w:tcPr>
-            <w:tcW w:type="dxa" w:w="4157"/>
+            <w:tcW w:type="dxa" w:w="4291"/>
             <w:shd w:fill="F6F4FE" w:color="auto" w:val="clear"/>
             <w:tcMar>
               <w:top w:type="dxa" w:w="60"/>
@@ -6700,7 +6700,7 @@
         </w:trPr>
         <w:tc>
           <w:tcPr>
-            <w:tcW w:type="dxa" w:w="604"/>
+            <w:tcW w:type="dxa" w:w="589"/>
             <w:tcMar>
               <w:top w:type="dxa" w:w="60"/>
               <w:left w:type="dxa" w:w="100"/>
@@ -6719,7 +6719,7 @@
         </w:tc>
         <w:tc>
           <w:tcPr>
-            <w:tcW w:type="dxa" w:w="4877"/>
+            <w:tcW w:type="dxa" w:w="4757"/>
             <w:tcMar>
               <w:top w:type="dxa" w:w="60"/>
               <w:left w:type="dxa" w:w="100"/>
@@ -6765,27 +6765,27 @@
         </w:tc>
         <w:tc>
           <w:tcPr>
-            <w:tcW w:type="dxa" w:w="4157"/>
-            <w:tcMar>
-              <w:top w:type="dxa" w:w="60"/>
-              <w:left w:type="dxa" w:w="100"/>
-              <w:bottom w:type="dxa" w:w="60"/>
-              <w:right w:type="dxa" w:w="100"/>
-            </w:tcMar>
-          </w:tcPr>
-          <w:p>
-            <w:pPr>
-              <w:spacing w:after="40" w:before="40"/>
-            </w:pPr>
-            <w:r>
-              <w:rPr>
-                <w:rFonts w:ascii="Consolas" w:cs="Consolas" w:eastAsia="Consolas" w:hAnsi="Consolas"/>
-                <w:color w:val="6A1BBF"/>
-                <w:sz w:val="18"/>
-                <w:szCs w:val="18"/>
-                <w:shd w:fill="F1ECFB" w:color="auto" w:val="clear"/>
-              </w:rPr>
-              <w:t xml:space="preserve">api/usuarios/[login].js</w:t>
+            <w:tcW w:type="dxa" w:w="4291"/>
+            <w:tcMar>
+              <w:top w:type="dxa" w:w="60"/>
+              <w:left w:type="dxa" w:w="100"/>
+              <w:bottom w:type="dxa" w:w="60"/>
+              <w:right w:type="dxa" w:w="100"/>
+            </w:tcMar>
+          </w:tcPr>
+          <w:p>
+            <w:pPr>
+              <w:spacing w:after="40" w:before="40"/>
+            </w:pPr>
+            <w:r>
+              <w:rPr>
+                <w:rFonts w:ascii="Consolas" w:cs="Consolas" w:eastAsia="Consolas" w:hAnsi="Consolas"/>
+                <w:color w:val="6A1BBF"/>
+                <w:sz w:val="18"/>
+                <w:szCs w:val="18"/>
+                <w:shd w:fill="F1ECFB" w:color="auto" w:val="clear"/>
+              </w:rPr>
+              <w:t xml:space="preserve">lib/rotas/usuario-alterar.js</w:t>
             </w:r>
             <w:r>
               <w:t xml:space="preserve">, workflow Usuários (</w:t>
@@ -6812,7 +6812,7 @@
         </w:trPr>
         <w:tc>
           <w:tcPr>
-            <w:tcW w:type="dxa" w:w="604"/>
+            <w:tcW w:type="dxa" w:w="589"/>
             <w:shd w:fill="F6F4FE" w:color="auto" w:val="clear"/>
             <w:tcMar>
               <w:top w:type="dxa" w:w="60"/>
@@ -6832,7 +6832,7 @@
         </w:tc>
         <w:tc>
           <w:tcPr>
-            <w:tcW w:type="dxa" w:w="4877"/>
+            <w:tcW w:type="dxa" w:w="4757"/>
             <w:shd w:fill="F6F4FE" w:color="auto" w:val="clear"/>
             <w:tcMar>
               <w:top w:type="dxa" w:w="60"/>
@@ -6862,7 +6862,7 @@
         </w:tc>
         <w:tc>
           <w:tcPr>
-            <w:tcW w:type="dxa" w:w="4157"/>
+            <w:tcW w:type="dxa" w:w="4291"/>
             <w:shd w:fill="F6F4FE" w:color="auto" w:val="clear"/>
             <w:tcMar>
               <w:top w:type="dxa" w:w="60"/>
@@ -6907,7 +6907,7 @@
         </w:trPr>
         <w:tc>
           <w:tcPr>
-            <w:tcW w:type="dxa" w:w="604"/>
+            <w:tcW w:type="dxa" w:w="589"/>
             <w:tcMar>
               <w:top w:type="dxa" w:w="60"/>
               <w:left w:type="dxa" w:w="100"/>
@@ -6926,7 +6926,7 @@
         </w:tc>
         <w:tc>
           <w:tcPr>
-            <w:tcW w:type="dxa" w:w="4877"/>
+            <w:tcW w:type="dxa" w:w="4757"/>
             <w:tcMar>
               <w:top w:type="dxa" w:w="60"/>
               <w:left w:type="dxa" w:w="100"/>
@@ -6965,7 +6965,7 @@
         </w:tc>
         <w:tc>
           <w:tcPr>
-            <w:tcW w:type="dxa" w:w="4157"/>
+            <w:tcW w:type="dxa" w:w="4291"/>
             <w:tcMar>
               <w:top w:type="dxa" w:w="60"/>
               <w:left w:type="dxa" w:w="100"/>
@@ -9066,7 +9066,7 @@
                 <w:szCs w:val="18"/>
                 <w:shd w:fill="F1ECFB" w:color="auto" w:val="clear"/>
               </w:rPr>
-              <w:t xml:space="preserve">api/solicitacoes/[id].js</w:t>
+              <w:t xml:space="preserve">lib/rotas/solicitacao-decidir.js</w:t>
             </w:r>
             <w:r>
               <w:t xml:space="preserve">; </w:t>
@@ -9188,7 +9188,7 @@
                 <w:szCs w:val="18"/>
                 <w:shd w:fill="F1ECFB" w:color="auto" w:val="clear"/>
               </w:rPr>
-              <w:t xml:space="preserve">api/solicitacoes/[id]/liberar.js</w:t>
+              <w:t xml:space="preserve">lib/rotas/solicitacao-liberar.js</w:t>
             </w:r>
             <w:r>
               <w:t xml:space="preserve">; </w:t>

--- a/docs/word/03 - Regras de negócio.docx
+++ b/docs/word/03 - Regras de negócio.docx
@@ -92,7 +92,7 @@
           <w:sz w:val="22"/>
           <w:szCs w:val="22"/>
         </w:rPr>
-        <w:t xml:space="preserve">Atualizado em 23 de outubro de 2026</w:t>
+        <w:t xml:space="preserve">Atualizado em 28 de outubro de 2026</w:t>
       </w:r>
     </w:p>
     <w:p>
@@ -118,11 +118,11 @@
       <w:pPr>
         <w:pStyle w:val="Heading1"/>
       </w:pPr>
-      <w:bookmarkStart w:name="_Toc26" w:id="26"/>
+      <w:bookmarkStart w:name="_Toc27" w:id="27"/>
       <w:r>
         <w:t xml:space="preserve">Sumário</w:t>
       </w:r>
-      <w:bookmarkEnd w:id="26"/>
+      <w:bookmarkEnd w:id="27"/>
     </w:p>
     <w:p>
       <w:r>
@@ -153,7 +153,7 @@
             <w:instrText xml:space="preserve">TOC \h \o "1-2"</w:instrText>
             <w:fldChar w:fldCharType="separate"/>
           </w:r>
-          <w:hyperlink w:history="1" w:anchor="_Toc26">
+          <w:hyperlink w:history="1" w:anchor="_Toc27">
             <w:r>
               <w:t xml:space="preserve">Sumário</w:t>
             </w:r>
@@ -162,7 +162,7 @@
             </w:r>
             <w:r>
               <w:fldChar w:fldCharType="begin" w:dirty="true"/>
-              <w:instrText xml:space="preserve">PAGEREF _Toc26 \h</w:instrText>
+              <w:instrText xml:space="preserve">PAGEREF _Toc27 \h</w:instrText>
               <w:fldChar w:fldCharType="separate"/>
               <w:fldChar w:fldCharType="end"/>
             </w:r>
@@ -175,32 +175,9 @@
               <w:tab w:val="right" w:pos="9638" w:leader="dot"/>
             </w:tabs>
           </w:pPr>
-          <w:hyperlink w:history="1" w:anchor="_Toc27">
+          <w:hyperlink w:history="1" w:anchor="_Toc28">
             <w:r>
               <w:t xml:space="preserve">Regras de negócio</w:t>
-            </w:r>
-            <w:r>
-              <w:tab/>
-            </w:r>
-            <w:r>
-              <w:fldChar w:fldCharType="begin" w:dirty="true"/>
-              <w:instrText xml:space="preserve">PAGEREF _Toc27 \h</w:instrText>
-              <w:fldChar w:fldCharType="separate"/>
-              <w:fldChar w:fldCharType="end"/>
-            </w:r>
-          </w:hyperlink>
-        </w:p>
-        <w:p>
-          <w:pPr>
-            <w:pStyle w:val="TOC2"/>
-            <w:tabs>
-              <w:tab w:val="right" w:pos="9638" w:leader="dot"/>
-            </w:tabs>
-            <w:ind w:left="220"/>
-          </w:pPr>
-          <w:hyperlink w:history="1" w:anchor="_Toc28">
-            <w:r>
-              <w:t xml:space="preserve">1. Faltas e ciclo</w:t>
             </w:r>
             <w:r>
               <w:tab/>
@@ -223,7 +200,7 @@
           </w:pPr>
           <w:hyperlink w:history="1" w:anchor="_Toc29">
             <w:r>
-              <w:t xml:space="preserve">2. Prazo de liberação</w:t>
+              <w:t xml:space="preserve">1. Faltas e ciclo</w:t>
             </w:r>
             <w:r>
               <w:tab/>
@@ -246,7 +223,7 @@
           </w:pPr>
           <w:hyperlink w:history="1" w:anchor="_Toc30">
             <w:r>
-              <w:t xml:space="preserve">3. Bloqueio automático (01:00)</w:t>
+              <w:t xml:space="preserve">2. Prazo de liberação</w:t>
             </w:r>
             <w:r>
               <w:tab/>
@@ -269,7 +246,7 @@
           </w:pPr>
           <w:hyperlink w:history="1" w:anchor="_Toc31">
             <w:r>
-              <w:t xml:space="preserve">4. Liberação</w:t>
+              <w:t xml:space="preserve">3. Bloqueio automático (01:00)</w:t>
             </w:r>
             <w:r>
               <w:tab/>
@@ -292,7 +269,7 @@
           </w:pPr>
           <w:hyperlink w:history="1" w:anchor="_Toc32">
             <w:r>
-              <w:t xml:space="preserve">5. Bloqueio pelo painel</w:t>
+              <w:t xml:space="preserve">4. Liberação</w:t>
             </w:r>
             <w:r>
               <w:tab/>
@@ -315,7 +292,7 @@
           </w:pPr>
           <w:hyperlink w:history="1" w:anchor="_Toc33">
             <w:r>
-              <w:t xml:space="preserve">6. Registro de situação e isenção</w:t>
+              <w:t xml:space="preserve">5. Bloqueio pelo painel</w:t>
             </w:r>
             <w:r>
               <w:tab/>
@@ -338,7 +315,7 @@
           </w:pPr>
           <w:hyperlink w:history="1" w:anchor="_Toc34">
             <w:r>
-              <w:t xml:space="preserve">7. Situação de cada paciente (selos do painel)</w:t>
+              <w:t xml:space="preserve">6. Registro de situação e isenção</w:t>
             </w:r>
             <w:r>
               <w:tab/>
@@ -361,7 +338,7 @@
           </w:pPr>
           <w:hyperlink w:history="1" w:anchor="_Toc35">
             <w:r>
-              <w:t xml:space="preserve">8. Rastreabilidade</w:t>
+              <w:t xml:space="preserve">7. Situação de cada paciente (selos do painel)</w:t>
             </w:r>
             <w:r>
               <w:tab/>
@@ -384,7 +361,7 @@
           </w:pPr>
           <w:hyperlink w:history="1" w:anchor="_Toc36">
             <w:r>
-              <w:t xml:space="preserve">9. Usuários e acesso</w:t>
+              <w:t xml:space="preserve">8. Rastreabilidade</w:t>
             </w:r>
             <w:r>
               <w:tab/>
@@ -407,7 +384,7 @@
           </w:pPr>
           <w:hyperlink w:history="1" w:anchor="_Toc37">
             <w:r>
-              <w:t xml:space="preserve">10. Dados pessoais (LGPD)</w:t>
+              <w:t xml:space="preserve">9. Usuários e acesso</w:t>
             </w:r>
             <w:r>
               <w:tab/>
@@ -430,7 +407,7 @@
           </w:pPr>
           <w:hyperlink w:history="1" w:anchor="_Toc38">
             <w:r>
-              <w:t xml:space="preserve">11. Desempenho do painel</w:t>
+              <w:t xml:space="preserve">10. Dados pessoais (LGPD)</w:t>
             </w:r>
             <w:r>
               <w:tab/>
@@ -453,7 +430,7 @@
           </w:pPr>
           <w:hyperlink w:history="1" w:anchor="_Toc39">
             <w:r>
-              <w:t xml:space="preserve">12. Nomes e cadastros</w:t>
+              <w:t xml:space="preserve">11. Desempenho do painel</w:t>
             </w:r>
             <w:r>
               <w:tab/>
@@ -476,7 +453,7 @@
           </w:pPr>
           <w:hyperlink w:history="1" w:anchor="_Toc40">
             <w:r>
-              <w:t xml:space="preserve">13. Solicitações de desbloqueio</w:t>
+              <w:t xml:space="preserve">12. Nomes e cadastros</w:t>
             </w:r>
             <w:r>
               <w:tab/>
@@ -499,7 +476,7 @@
           </w:pPr>
           <w:hyperlink w:history="1" w:anchor="_Toc41">
             <w:r>
-              <w:t xml:space="preserve">14. Liberação automática (02:00)</w:t>
+              <w:t xml:space="preserve">13. Solicitações de desbloqueio</w:t>
             </w:r>
             <w:r>
               <w:tab/>
@@ -507,6 +484,52 @@
             <w:r>
               <w:fldChar w:fldCharType="begin" w:dirty="true"/>
               <w:instrText xml:space="preserve">PAGEREF _Toc41 \h</w:instrText>
+              <w:fldChar w:fldCharType="separate"/>
+              <w:fldChar w:fldCharType="end"/>
+            </w:r>
+          </w:hyperlink>
+        </w:p>
+        <w:p>
+          <w:pPr>
+            <w:pStyle w:val="TOC2"/>
+            <w:tabs>
+              <w:tab w:val="right" w:pos="9638" w:leader="dot"/>
+            </w:tabs>
+            <w:ind w:left="220"/>
+          </w:pPr>
+          <w:hyperlink w:history="1" w:anchor="_Toc42">
+            <w:r>
+              <w:t xml:space="preserve">14. Liberação automática (02:00)</w:t>
+            </w:r>
+            <w:r>
+              <w:tab/>
+            </w:r>
+            <w:r>
+              <w:fldChar w:fldCharType="begin" w:dirty="true"/>
+              <w:instrText xml:space="preserve">PAGEREF _Toc42 \h</w:instrText>
+              <w:fldChar w:fldCharType="separate"/>
+              <w:fldChar w:fldCharType="end"/>
+            </w:r>
+          </w:hyperlink>
+        </w:p>
+        <w:p>
+          <w:pPr>
+            <w:pStyle w:val="TOC2"/>
+            <w:tabs>
+              <w:tab w:val="right" w:pos="9638" w:leader="dot"/>
+            </w:tabs>
+            <w:ind w:left="220"/>
+          </w:pPr>
+          <w:hyperlink w:history="1" w:anchor="_Toc43">
+            <w:r>
+              <w:t xml:space="preserve">15. Unidades</w:t>
+            </w:r>
+            <w:r>
+              <w:tab/>
+            </w:r>
+            <w:r>
+              <w:fldChar w:fldCharType="begin" w:dirty="true"/>
+              <w:instrText xml:space="preserve">PAGEREF _Toc43 \h</w:instrText>
               <w:fldChar w:fldCharType="separate"/>
               <w:fldChar w:fldCharType="end"/>
             </w:r>
@@ -524,11 +547,11 @@
         <w:pStyle w:val="Heading1"/>
         <w:pageBreakBefore/>
       </w:pPr>
-      <w:bookmarkStart w:name="_Toc27" w:id="27"/>
+      <w:bookmarkStart w:name="_Toc28" w:id="28"/>
       <w:r>
         <w:t xml:space="preserve">Regras de negócio</w:t>
       </w:r>
-      <w:bookmarkEnd w:id="27"/>
+      <w:bookmarkEnd w:id="28"/>
     </w:p>
     <w:p>
       <w:pPr>
@@ -586,11 +609,11 @@
       <w:pPr>
         <w:pStyle w:val="Heading2"/>
       </w:pPr>
-      <w:bookmarkStart w:name="_Toc28" w:id="28"/>
+      <w:bookmarkStart w:name="_Toc29" w:id="29"/>
       <w:r>
         <w:t xml:space="preserve">1. Faltas e ciclo</w:t>
       </w:r>
-      <w:bookmarkEnd w:id="28"/>
+      <w:bookmarkEnd w:id="29"/>
     </w:p>
     <w:tbl>
       <w:tblPr>
@@ -1511,11 +1534,11 @@
       <w:pPr>
         <w:pStyle w:val="Heading2"/>
       </w:pPr>
-      <w:bookmarkStart w:name="_Toc29" w:id="29"/>
+      <w:bookmarkStart w:name="_Toc30" w:id="30"/>
       <w:r>
         <w:t xml:space="preserve">2. Prazo de liberação</w:t>
       </w:r>
-      <w:bookmarkEnd w:id="29"/>
+      <w:bookmarkEnd w:id="30"/>
     </w:p>
     <w:tbl>
       <w:tblPr>
@@ -1996,11 +2019,11 @@
       <w:pPr>
         <w:pStyle w:val="Heading2"/>
       </w:pPr>
-      <w:bookmarkStart w:name="_Toc30" w:id="30"/>
+      <w:bookmarkStart w:name="_Toc31" w:id="31"/>
       <w:r>
         <w:t xml:space="preserve">3. Bloqueio automático (01:00)</w:t>
       </w:r>
-      <w:bookmarkEnd w:id="30"/>
+      <w:bookmarkEnd w:id="31"/>
     </w:p>
     <w:tbl>
       <w:tblPr>
@@ -2822,11 +2845,11 @@
       <w:pPr>
         <w:pStyle w:val="Heading2"/>
       </w:pPr>
-      <w:bookmarkStart w:name="_Toc31" w:id="31"/>
+      <w:bookmarkStart w:name="_Toc32" w:id="32"/>
       <w:r>
         <w:t xml:space="preserve">4. Liberação</w:t>
       </w:r>
-      <w:bookmarkEnd w:id="31"/>
+      <w:bookmarkEnd w:id="32"/>
     </w:p>
     <w:tbl>
       <w:tblPr>
@@ -3570,11 +3593,11 @@
       <w:pPr>
         <w:pStyle w:val="Heading2"/>
       </w:pPr>
-      <w:bookmarkStart w:name="_Toc32" w:id="32"/>
+      <w:bookmarkStart w:name="_Toc33" w:id="33"/>
       <w:r>
         <w:t xml:space="preserve">5. Bloqueio pelo painel</w:t>
       </w:r>
-      <w:bookmarkEnd w:id="32"/>
+      <w:bookmarkEnd w:id="33"/>
     </w:p>
     <w:tbl>
       <w:tblPr>
@@ -4012,11 +4035,11 @@
       <w:pPr>
         <w:pStyle w:val="Heading2"/>
       </w:pPr>
-      <w:bookmarkStart w:name="_Toc33" w:id="33"/>
+      <w:bookmarkStart w:name="_Toc34" w:id="34"/>
       <w:r>
         <w:t xml:space="preserve">6. Registro de situação e isenção</w:t>
       </w:r>
-      <w:bookmarkEnd w:id="33"/>
+      <w:bookmarkEnd w:id="34"/>
     </w:p>
     <w:tbl>
       <w:tblPr>
@@ -4432,11 +4455,11 @@
       <w:pPr>
         <w:pStyle w:val="Heading2"/>
       </w:pPr>
-      <w:bookmarkStart w:name="_Toc34" w:id="34"/>
+      <w:bookmarkStart w:name="_Toc35" w:id="35"/>
       <w:r>
         <w:t xml:space="preserve">7. Situação de cada paciente (selos do painel)</w:t>
       </w:r>
-      <w:bookmarkEnd w:id="34"/>
+      <w:bookmarkEnd w:id="35"/>
     </w:p>
     <w:tbl>
       <w:tblPr>
@@ -5024,11 +5047,11 @@
       <w:pPr>
         <w:pStyle w:val="Heading2"/>
       </w:pPr>
-      <w:bookmarkStart w:name="_Toc35" w:id="35"/>
+      <w:bookmarkStart w:name="_Toc36" w:id="36"/>
       <w:r>
         <w:t xml:space="preserve">8. Rastreabilidade</w:t>
       </w:r>
-      <w:bookmarkEnd w:id="35"/>
+      <w:bookmarkEnd w:id="36"/>
     </w:p>
     <w:tbl>
       <w:tblPr>
@@ -5593,11 +5616,11 @@
       <w:pPr>
         <w:pStyle w:val="Heading2"/>
       </w:pPr>
-      <w:bookmarkStart w:name="_Toc36" w:id="36"/>
+      <w:bookmarkStart w:name="_Toc37" w:id="37"/>
       <w:r>
         <w:t xml:space="preserve">9. Usuários e acesso</w:t>
       </w:r>
-      <w:bookmarkEnd w:id="36"/>
+      <w:bookmarkEnd w:id="37"/>
     </w:p>
     <w:tbl>
       <w:tblPr>
@@ -6993,11 +7016,11 @@
       <w:pPr>
         <w:pStyle w:val="Heading2"/>
       </w:pPr>
-      <w:bookmarkStart w:name="_Toc37" w:id="37"/>
+      <w:bookmarkStart w:name="_Toc38" w:id="38"/>
       <w:r>
         <w:t xml:space="preserve">10. Dados pessoais (LGPD)</w:t>
       </w:r>
-      <w:bookmarkEnd w:id="37"/>
+      <w:bookmarkEnd w:id="38"/>
     </w:p>
     <w:tbl>
       <w:tblPr>
@@ -7583,11 +7606,11 @@
       <w:pPr>
         <w:pStyle w:val="Heading2"/>
       </w:pPr>
-      <w:bookmarkStart w:name="_Toc38" w:id="38"/>
+      <w:bookmarkStart w:name="_Toc39" w:id="39"/>
       <w:r>
         <w:t xml:space="preserve">11. Desempenho do painel</w:t>
       </w:r>
-      <w:bookmarkEnd w:id="38"/>
+      <w:bookmarkEnd w:id="39"/>
     </w:p>
     <w:tbl>
       <w:tblPr>
@@ -8052,11 +8075,11 @@
       <w:pPr>
         <w:pStyle w:val="Heading2"/>
       </w:pPr>
-      <w:bookmarkStart w:name="_Toc39" w:id="39"/>
+      <w:bookmarkStart w:name="_Toc40" w:id="40"/>
       <w:r>
         <w:t xml:space="preserve">12. Nomes e cadastros</w:t>
       </w:r>
-      <w:bookmarkEnd w:id="39"/>
+      <w:bookmarkEnd w:id="40"/>
     </w:p>
     <w:tbl>
       <w:tblPr>
@@ -8549,11 +8572,11 @@
       <w:pPr>
         <w:pStyle w:val="Heading2"/>
       </w:pPr>
-      <w:bookmarkStart w:name="_Toc40" w:id="40"/>
+      <w:bookmarkStart w:name="_Toc41" w:id="41"/>
       <w:r>
         <w:t xml:space="preserve">13. Solicitações de desbloqueio</w:t>
       </w:r>
-      <w:bookmarkEnd w:id="40"/>
+      <w:bookmarkEnd w:id="41"/>
     </w:p>
     <w:p>
       <w:pPr>
@@ -9818,11 +9841,11 @@
       <w:pPr>
         <w:pStyle w:val="Heading2"/>
       </w:pPr>
-      <w:bookmarkStart w:name="_Toc41" w:id="41"/>
+      <w:bookmarkStart w:name="_Toc42" w:id="42"/>
       <w:r>
         <w:t xml:space="preserve">14. Liberação automática (02:00)</w:t>
       </w:r>
-      <w:bookmarkEnd w:id="41"/>
+      <w:bookmarkEnd w:id="42"/>
     </w:p>
     <w:p>
       <w:pPr>
@@ -10388,6 +10411,1203 @@
             </w:pPr>
             <w:r>
               <w:t xml:space="preserve">Consequência de R14</w:t>
+            </w:r>
+          </w:p>
+        </w:tc>
+      </w:tr>
+    </w:tbl>
+    <w:p>
+      <w:pPr>
+        <w:spacing w:after="120"/>
+      </w:pPr>
+    </w:p>
+    <w:p>
+      <w:pPr>
+        <w:pStyle w:val="Heading2"/>
+      </w:pPr>
+      <w:bookmarkStart w:name="_Toc43" w:id="43"/>
+      <w:r>
+        <w:t xml:space="preserve">15. Unidades</w:t>
+      </w:r>
+      <w:bookmarkEnd w:id="43"/>
+    </w:p>
+    <w:p>
+      <w:pPr>
+        <w:spacing w:after="120"/>
+      </w:pPr>
+      <w:r>
+        <w:t xml:space="preserve">Detalhes em </w:t>
+      </w:r>
+      <w:r>
+        <w:rPr>
+          <w:color w:val="1C1FC8"/>
+        </w:rPr>
+        <w:t xml:space="preserve">unidades.md</w:t>
+      </w:r>
+      <w:r>
+        <w:t xml:space="preserve">.</w:t>
+      </w:r>
+    </w:p>
+    <w:tbl>
+      <w:tblPr>
+        <w:tblW w:type="dxa" w:w="9638"/>
+        <w:tblBorders>
+          <w:top w:val="single" w:color="D9D6EA" w:sz="4"/>
+          <w:left w:val="single" w:color="D9D6EA" w:sz="4"/>
+          <w:bottom w:val="single" w:color="D9D6EA" w:sz="4"/>
+          <w:right w:val="single" w:color="D9D6EA" w:sz="4"/>
+          <w:insideH w:val="single" w:color="D9D6EA" w:sz="4"/>
+          <w:insideV w:val="single" w:color="D9D6EA" w:sz="4"/>
+        </w:tblBorders>
+        <w:tblLayout w:type="fixed"/>
+      </w:tblPr>
+      <w:tblGrid>
+        <w:gridCol w:w="562"/>
+        <w:gridCol w:w="4538"/>
+        <w:gridCol w:w="4538"/>
+      </w:tblGrid>
+      <w:tr>
+        <w:trPr>
+          <w:tblHeader/>
+        </w:trPr>
+        <w:tc>
+          <w:tcPr>
+            <w:tcW w:type="dxa" w:w="562"/>
+            <w:shd w:fill="1C1FC8" w:color="auto" w:val="clear"/>
+            <w:tcMar>
+              <w:top w:type="dxa" w:w="60"/>
+              <w:left w:type="dxa" w:w="100"/>
+              <w:bottom w:type="dxa" w:w="60"/>
+              <w:right w:type="dxa" w:w="100"/>
+            </w:tcMar>
+          </w:tcPr>
+          <w:p>
+            <w:pPr>
+              <w:spacing w:after="40" w:before="40"/>
+            </w:pPr>
+            <w:r>
+              <w:rPr>
+                <w:b/>
+                <w:bCs/>
+                <w:color w:val="FFFFFF"/>
+              </w:rPr>
+              <w:t xml:space="preserve">#</w:t>
+            </w:r>
+          </w:p>
+        </w:tc>
+        <w:tc>
+          <w:tcPr>
+            <w:tcW w:type="dxa" w:w="4538"/>
+            <w:shd w:fill="1C1FC8" w:color="auto" w:val="clear"/>
+            <w:tcMar>
+              <w:top w:type="dxa" w:w="60"/>
+              <w:left w:type="dxa" w:w="100"/>
+              <w:bottom w:type="dxa" w:w="60"/>
+              <w:right w:type="dxa" w:w="100"/>
+            </w:tcMar>
+          </w:tcPr>
+          <w:p>
+            <w:pPr>
+              <w:spacing w:after="40" w:before="40"/>
+            </w:pPr>
+            <w:r>
+              <w:rPr>
+                <w:b/>
+                <w:bCs/>
+                <w:color w:val="FFFFFF"/>
+              </w:rPr>
+              <w:t xml:space="preserve">Regra</w:t>
+            </w:r>
+          </w:p>
+        </w:tc>
+        <w:tc>
+          <w:tcPr>
+            <w:tcW w:type="dxa" w:w="4538"/>
+            <w:shd w:fill="1C1FC8" w:color="auto" w:val="clear"/>
+            <w:tcMar>
+              <w:top w:type="dxa" w:w="60"/>
+              <w:left w:type="dxa" w:w="100"/>
+              <w:bottom w:type="dxa" w:w="60"/>
+              <w:right w:type="dxa" w:w="100"/>
+            </w:tcMar>
+          </w:tcPr>
+          <w:p>
+            <w:pPr>
+              <w:spacing w:after="40" w:before="40"/>
+            </w:pPr>
+            <w:r>
+              <w:rPr>
+                <w:b/>
+                <w:bCs/>
+                <w:color w:val="FFFFFF"/>
+              </w:rPr>
+              <w:t xml:space="preserve">Onde</w:t>
+            </w:r>
+          </w:p>
+        </w:tc>
+      </w:tr>
+      <w:tr>
+        <w:trPr>
+          <w:cantSplit/>
+        </w:trPr>
+        <w:tc>
+          <w:tcPr>
+            <w:tcW w:type="dxa" w:w="562"/>
+            <w:tcMar>
+              <w:top w:type="dxa" w:w="60"/>
+              <w:left w:type="dxa" w:w="100"/>
+              <w:bottom w:type="dxa" w:w="60"/>
+              <w:right w:type="dxa" w:w="100"/>
+            </w:tcMar>
+          </w:tcPr>
+          <w:p>
+            <w:pPr>
+              <w:spacing w:after="40" w:before="40"/>
+            </w:pPr>
+            <w:r>
+              <w:t xml:space="preserve">R86</w:t>
+            </w:r>
+          </w:p>
+        </w:tc>
+        <w:tc>
+          <w:tcPr>
+            <w:tcW w:type="dxa" w:w="4538"/>
+            <w:tcMar>
+              <w:top w:type="dxa" w:w="60"/>
+              <w:left w:type="dxa" w:w="100"/>
+              <w:bottom w:type="dxa" w:w="60"/>
+              <w:right w:type="dxa" w:w="100"/>
+            </w:tcMar>
+          </w:tcPr>
+          <w:p>
+            <w:pPr>
+              <w:spacing w:after="40" w:before="40"/>
+            </w:pPr>
+            <w:r>
+              <w:t xml:space="preserve">O sistema atende </w:t>
+            </w:r>
+            <w:r>
+              <w:rPr>
+                <w:b/>
+                <w:bCs/>
+              </w:rPr>
+              <w:t xml:space="preserve">mais de uma unidade</w:t>
+            </w:r>
+            <w:r>
+              <w:t xml:space="preserve"> (clínica do CNN): hoje Clínica Escola Zarns </w:t>
+            </w:r>
+            <w:r>
+              <w:rPr>
+                <w:b/>
+                <w:bCs/>
+              </w:rPr>
+              <w:t xml:space="preserve">Salvador</w:t>
+            </w:r>
+            <w:r>
+              <w:t xml:space="preserve"> (1) e </w:t>
+            </w:r>
+            <w:r>
+              <w:rPr>
+                <w:b/>
+                <w:bCs/>
+              </w:rPr>
+              <w:t xml:space="preserve">Pouso Alegre</w:t>
+            </w:r>
+            <w:r>
+              <w:t xml:space="preserve"> (2). Faltas, bloqueios, liberações, solicitações e cadastros de uma unidade </w:t>
+            </w:r>
+            <w:r>
+              <w:rPr>
+                <w:b/>
+                <w:bCs/>
+              </w:rPr>
+              <w:t xml:space="preserve">nunca</w:t>
+            </w:r>
+            <w:r>
+              <w:t xml:space="preserve"> aparecem na outra</w:t>
+            </w:r>
+          </w:p>
+        </w:tc>
+        <w:tc>
+          <w:tcPr>
+            <w:tcW w:type="dxa" w:w="4538"/>
+            <w:tcMar>
+              <w:top w:type="dxa" w:w="60"/>
+              <w:left w:type="dxa" w:w="100"/>
+              <w:bottom w:type="dxa" w:w="60"/>
+              <w:right w:type="dxa" w:w="100"/>
+            </w:tcMar>
+          </w:tcPr>
+          <w:p>
+            <w:pPr>
+              <w:spacing w:after="40" w:before="40"/>
+            </w:pPr>
+            <w:r>
+              <w:rPr>
+                <w:rFonts w:ascii="Consolas" w:cs="Consolas" w:eastAsia="Consolas" w:hAnsi="Consolas"/>
+                <w:color w:val="6A1BBF"/>
+                <w:sz w:val="18"/>
+                <w:szCs w:val="18"/>
+                <w:shd w:fill="F1ECFB" w:color="auto" w:val="clear"/>
+              </w:rPr>
+              <w:t xml:space="preserve">dbo.CtlCnnUnidade</w:t>
+            </w:r>
+            <w:r>
+              <w:t xml:space="preserve">; </w:t>
+            </w:r>
+            <w:r>
+              <w:rPr>
+                <w:rFonts w:ascii="Consolas" w:cs="Consolas" w:eastAsia="Consolas" w:hAnsi="Consolas"/>
+                <w:color w:val="6A1BBF"/>
+                <w:sz w:val="18"/>
+                <w:szCs w:val="18"/>
+                <w:shd w:fill="F1ECFB" w:color="auto" w:val="clear"/>
+              </w:rPr>
+              <w:t xml:space="preserve">IdUnidade</w:t>
+            </w:r>
+            <w:r>
+              <w:t xml:space="preserve"> em todas as tabelas de dados</w:t>
+            </w:r>
+          </w:p>
+        </w:tc>
+      </w:tr>
+      <w:tr>
+        <w:trPr>
+          <w:cantSplit/>
+        </w:trPr>
+        <w:tc>
+          <w:tcPr>
+            <w:tcW w:type="dxa" w:w="562"/>
+            <w:shd w:fill="F6F4FE" w:color="auto" w:val="clear"/>
+            <w:tcMar>
+              <w:top w:type="dxa" w:w="60"/>
+              <w:left w:type="dxa" w:w="100"/>
+              <w:bottom w:type="dxa" w:w="60"/>
+              <w:right w:type="dxa" w:w="100"/>
+            </w:tcMar>
+          </w:tcPr>
+          <w:p>
+            <w:pPr>
+              <w:spacing w:after="40" w:before="40"/>
+            </w:pPr>
+            <w:r>
+              <w:t xml:space="preserve">R87</w:t>
+            </w:r>
+          </w:p>
+        </w:tc>
+        <w:tc>
+          <w:tcPr>
+            <w:tcW w:type="dxa" w:w="4538"/>
+            <w:shd w:fill="F6F4FE" w:color="auto" w:val="clear"/>
+            <w:tcMar>
+              <w:top w:type="dxa" w:w="60"/>
+              <w:left w:type="dxa" w:w="100"/>
+              <w:bottom w:type="dxa" w:w="60"/>
+              <w:right w:type="dxa" w:w="100"/>
+            </w:tcMar>
+          </w:tcPr>
+          <w:p>
+            <w:pPr>
+              <w:spacing w:after="40" w:before="40"/>
+            </w:pPr>
+            <w:r>
+              <w:t xml:space="preserve">As </w:t>
+            </w:r>
+            <w:r>
+              <w:rPr>
+                <w:b/>
+                <w:bCs/>
+              </w:rPr>
+              <w:t xml:space="preserve">regras são as mesmas</w:t>
+            </w:r>
+            <w:r>
+              <w:t xml:space="preserve"> para todas as unidades: prazos, ciclo, horários das 01:00 e 02:00</w:t>
+            </w:r>
+          </w:p>
+        </w:tc>
+        <w:tc>
+          <w:tcPr>
+            <w:tcW w:type="dxa" w:w="4538"/>
+            <w:shd w:fill="F6F4FE" w:color="auto" w:val="clear"/>
+            <w:tcMar>
+              <w:top w:type="dxa" w:w="60"/>
+              <w:left w:type="dxa" w:w="100"/>
+              <w:bottom w:type="dxa" w:w="60"/>
+              <w:right w:type="dxa" w:w="100"/>
+            </w:tcMar>
+          </w:tcPr>
+          <w:p>
+            <w:pPr>
+              <w:spacing w:after="40" w:before="40"/>
+            </w:pPr>
+            <w:r>
+              <w:rPr>
+                <w:rFonts w:ascii="Consolas" w:cs="Consolas" w:eastAsia="Consolas" w:hAnsi="Consolas"/>
+                <w:color w:val="1C1FC8"/>
+                <w:sz w:val="18"/>
+                <w:szCs w:val="18"/>
+                <w:shd w:fill="F1ECFB" w:color="auto" w:val="clear"/>
+              </w:rPr>
+              <w:t xml:space="preserve">_regra.js</w:t>
+            </w:r>
+          </w:p>
+        </w:tc>
+      </w:tr>
+      <w:tr>
+        <w:trPr>
+          <w:cantSplit/>
+        </w:trPr>
+        <w:tc>
+          <w:tcPr>
+            <w:tcW w:type="dxa" w:w="562"/>
+            <w:tcMar>
+              <w:top w:type="dxa" w:w="60"/>
+              <w:left w:type="dxa" w:w="100"/>
+              <w:bottom w:type="dxa" w:w="60"/>
+              <w:right w:type="dxa" w:w="100"/>
+            </w:tcMar>
+          </w:tcPr>
+          <w:p>
+            <w:pPr>
+              <w:spacing w:after="40" w:before="40"/>
+            </w:pPr>
+            <w:r>
+              <w:t xml:space="preserve">R88</w:t>
+            </w:r>
+          </w:p>
+        </w:tc>
+        <w:tc>
+          <w:tcPr>
+            <w:tcW w:type="dxa" w:w="4538"/>
+            <w:tcMar>
+              <w:top w:type="dxa" w:w="60"/>
+              <w:left w:type="dxa" w:w="100"/>
+              <w:bottom w:type="dxa" w:w="60"/>
+              <w:right w:type="dxa" w:w="100"/>
+            </w:tcMar>
+          </w:tcPr>
+          <w:p>
+            <w:pPr>
+              <w:spacing w:after="40" w:before="40"/>
+            </w:pPr>
+            <w:r>
+              <w:t xml:space="preserve">O </w:t>
+            </w:r>
+            <w:r>
+              <w:rPr>
+                <w:b/>
+                <w:bCs/>
+              </w:rPr>
+              <w:t xml:space="preserve">Admin</w:t>
+            </w:r>
+            <w:r>
+              <w:t xml:space="preserve"> acessa </w:t>
+            </w:r>
+            <w:r>
+              <w:rPr>
+                <w:b/>
+                <w:bCs/>
+              </w:rPr>
+              <w:t xml:space="preserve">todas</w:t>
+            </w:r>
+            <w:r>
+              <w:t xml:space="preserve"> as unidades ativas, sem precisar marcar. </w:t>
+            </w:r>
+            <w:r>
+              <w:rPr>
+                <w:b/>
+                <w:bCs/>
+              </w:rPr>
+              <w:t xml:space="preserve">Leitor e Editor</w:t>
+            </w:r>
+            <w:r>
+              <w:t xml:space="preserve"> acessam só as marcadas no cadastro, pelo menos uma</w:t>
+            </w:r>
+          </w:p>
+        </w:tc>
+        <w:tc>
+          <w:tcPr>
+            <w:tcW w:type="dxa" w:w="4538"/>
+            <w:tcMar>
+              <w:top w:type="dxa" w:w="60"/>
+              <w:left w:type="dxa" w:w="100"/>
+              <w:bottom w:type="dxa" w:w="60"/>
+              <w:right w:type="dxa" w:w="100"/>
+            </w:tcMar>
+          </w:tcPr>
+          <w:p>
+            <w:pPr>
+              <w:spacing w:after="40" w:before="40"/>
+            </w:pPr>
+            <w:r>
+              <w:rPr>
+                <w:rFonts w:ascii="Consolas" w:cs="Consolas" w:eastAsia="Consolas" w:hAnsi="Consolas"/>
+                <w:color w:val="6A1BBF"/>
+                <w:sz w:val="18"/>
+                <w:szCs w:val="18"/>
+                <w:shd w:fill="F1ECFB" w:color="auto" w:val="clear"/>
+              </w:rPr>
+              <w:t xml:space="preserve">unidadesDoLogin</w:t>
+            </w:r>
+            <w:r>
+              <w:t xml:space="preserve"> (</w:t>
+            </w:r>
+            <w:r>
+              <w:rPr>
+                <w:color w:val="1C1FC8"/>
+              </w:rPr>
+              <w:t xml:space="preserve">usuarios-preparar.js</w:t>
+            </w:r>
+            <w:r>
+              <w:t xml:space="preserve">); </w:t>
+            </w:r>
+            <w:r>
+              <w:rPr>
+                <w:rFonts w:ascii="Consolas" w:cs="Consolas" w:eastAsia="Consolas" w:hAnsi="Consolas"/>
+                <w:color w:val="6A1BBF"/>
+                <w:sz w:val="18"/>
+                <w:szCs w:val="18"/>
+                <w:shd w:fill="F1ECFB" w:color="auto" w:val="clear"/>
+              </w:rPr>
+              <w:t xml:space="preserve">dbo.CtlCnnUsuarioUnidade</w:t>
+            </w:r>
+          </w:p>
+        </w:tc>
+      </w:tr>
+      <w:tr>
+        <w:trPr>
+          <w:cantSplit/>
+        </w:trPr>
+        <w:tc>
+          <w:tcPr>
+            <w:tcW w:type="dxa" w:w="562"/>
+            <w:shd w:fill="F6F4FE" w:color="auto" w:val="clear"/>
+            <w:tcMar>
+              <w:top w:type="dxa" w:w="60"/>
+              <w:left w:type="dxa" w:w="100"/>
+              <w:bottom w:type="dxa" w:w="60"/>
+              <w:right w:type="dxa" w:w="100"/>
+            </w:tcMar>
+          </w:tcPr>
+          <w:p>
+            <w:pPr>
+              <w:spacing w:after="40" w:before="40"/>
+            </w:pPr>
+            <w:r>
+              <w:t xml:space="preserve">R89</w:t>
+            </w:r>
+          </w:p>
+        </w:tc>
+        <w:tc>
+          <w:tcPr>
+            <w:tcW w:type="dxa" w:w="4538"/>
+            <w:shd w:fill="F6F4FE" w:color="auto" w:val="clear"/>
+            <w:tcMar>
+              <w:top w:type="dxa" w:w="60"/>
+              <w:left w:type="dxa" w:w="100"/>
+              <w:bottom w:type="dxa" w:w="60"/>
+              <w:right w:type="dxa" w:w="100"/>
+            </w:tcMar>
+          </w:tcPr>
+          <w:p>
+            <w:pPr>
+              <w:spacing w:after="40" w:before="40"/>
+            </w:pPr>
+            <w:r>
+              <w:t xml:space="preserve">Quem tem </w:t>
+            </w:r>
+            <w:r>
+              <w:rPr>
+                <w:b/>
+                <w:bCs/>
+              </w:rPr>
+              <w:t xml:space="preserve">mais de uma unidade escolhe</w:t>
+            </w:r>
+            <w:r>
+              <w:t xml:space="preserve"> em qual vai trabalhar </w:t>
+            </w:r>
+            <w:r>
+              <w:rPr>
+                <w:b/>
+                <w:bCs/>
+              </w:rPr>
+              <w:t xml:space="preserve">logo depois do login, antes de carregar os dados</w:t>
+            </w:r>
+            <w:r>
+              <w:t xml:space="preserve">. Quem tem uma só entra direto</w:t>
+            </w:r>
+          </w:p>
+        </w:tc>
+        <w:tc>
+          <w:tcPr>
+            <w:tcW w:type="dxa" w:w="4538"/>
+            <w:shd w:fill="F6F4FE" w:color="auto" w:val="clear"/>
+            <w:tcMar>
+              <w:top w:type="dxa" w:w="60"/>
+              <w:left w:type="dxa" w:w="100"/>
+              <w:bottom w:type="dxa" w:w="60"/>
+              <w:right w:type="dxa" w:w="100"/>
+            </w:tcMar>
+          </w:tcPr>
+          <w:p>
+            <w:pPr>
+              <w:spacing w:after="40" w:before="40"/>
+            </w:pPr>
+            <w:r>
+              <w:rPr>
+                <w:rFonts w:ascii="Consolas" w:cs="Consolas" w:eastAsia="Consolas" w:hAnsi="Consolas"/>
+                <w:color w:val="6A1BBF"/>
+                <w:sz w:val="18"/>
+                <w:szCs w:val="18"/>
+                <w:shd w:fill="F1ECFB" w:color="auto" w:val="clear"/>
+              </w:rPr>
+              <w:t xml:space="preserve">garantirUnidade</w:t>
+            </w:r>
+            <w:r>
+              <w:t xml:space="preserve"> (</w:t>
+            </w:r>
+            <w:r>
+              <w:rPr>
+                <w:color w:val="1C1FC8"/>
+              </w:rPr>
+              <w:t xml:space="preserve">js/pagina.js</w:t>
+            </w:r>
+            <w:r>
+              <w:t xml:space="preserve">)</w:t>
+            </w:r>
+          </w:p>
+        </w:tc>
+      </w:tr>
+      <w:tr>
+        <w:trPr>
+          <w:cantSplit/>
+        </w:trPr>
+        <w:tc>
+          <w:tcPr>
+            <w:tcW w:type="dxa" w:w="562"/>
+            <w:tcMar>
+              <w:top w:type="dxa" w:w="60"/>
+              <w:left w:type="dxa" w:w="100"/>
+              <w:bottom w:type="dxa" w:w="60"/>
+              <w:right w:type="dxa" w:w="100"/>
+            </w:tcMar>
+          </w:tcPr>
+          <w:p>
+            <w:pPr>
+              <w:spacing w:after="40" w:before="40"/>
+            </w:pPr>
+            <w:r>
+              <w:t xml:space="preserve">R90</w:t>
+            </w:r>
+          </w:p>
+        </w:tc>
+        <w:tc>
+          <w:tcPr>
+            <w:tcW w:type="dxa" w:w="4538"/>
+            <w:tcMar>
+              <w:top w:type="dxa" w:w="60"/>
+              <w:left w:type="dxa" w:w="100"/>
+              <w:bottom w:type="dxa" w:w="60"/>
+              <w:right w:type="dxa" w:w="100"/>
+            </w:tcMar>
+          </w:tcPr>
+          <w:p>
+            <w:pPr>
+              <w:spacing w:after="40" w:before="40"/>
+            </w:pPr>
+            <w:r>
+              <w:rPr>
+                <w:b/>
+                <w:bCs/>
+              </w:rPr>
+              <w:t xml:space="preserve">Tudo o que a tela mostra</w:t>
+            </w:r>
+            <w:r>
+              <w:t xml:space="preserve"> é da unidade escolhida, e dá para </w:t>
+            </w:r>
+            <w:r>
+              <w:rPr>
+                <w:b/>
+                <w:bCs/>
+              </w:rPr>
+              <w:t xml:space="preserve">trocar</w:t>
+            </w:r>
+            <w:r>
+              <w:t xml:space="preserve"> pelo topo da tela ou pelo menu</w:t>
+            </w:r>
+          </w:p>
+        </w:tc>
+        <w:tc>
+          <w:tcPr>
+            <w:tcW w:type="dxa" w:w="4538"/>
+            <w:tcMar>
+              <w:top w:type="dxa" w:w="60"/>
+              <w:left w:type="dxa" w:w="100"/>
+              <w:bottom w:type="dxa" w:w="60"/>
+              <w:right w:type="dxa" w:w="100"/>
+            </w:tcMar>
+          </w:tcPr>
+          <w:p>
+            <w:pPr>
+              <w:spacing w:after="40" w:before="40"/>
+            </w:pPr>
+            <w:r>
+              <w:rPr>
+                <w:rFonts w:ascii="Consolas" w:cs="Consolas" w:eastAsia="Consolas" w:hAnsi="Consolas"/>
+                <w:color w:val="6A1BBF"/>
+                <w:sz w:val="18"/>
+                <w:szCs w:val="18"/>
+                <w:shd w:fill="F1ECFB" w:color="auto" w:val="clear"/>
+              </w:rPr>
+              <w:t xml:space="preserve">X-Unidade</w:t>
+            </w:r>
+            <w:r>
+              <w:t xml:space="preserve"> (</w:t>
+            </w:r>
+            <w:r>
+              <w:rPr>
+                <w:color w:val="1C1FC8"/>
+              </w:rPr>
+              <w:t xml:space="preserve">js/session.js</w:t>
+            </w:r>
+            <w:r>
+              <w:t xml:space="preserve">); cache por unidade</w:t>
+            </w:r>
+          </w:p>
+        </w:tc>
+      </w:tr>
+      <w:tr>
+        <w:trPr>
+          <w:cantSplit/>
+        </w:trPr>
+        <w:tc>
+          <w:tcPr>
+            <w:tcW w:type="dxa" w:w="562"/>
+            <w:shd w:fill="F6F4FE" w:color="auto" w:val="clear"/>
+            <w:tcMar>
+              <w:top w:type="dxa" w:w="60"/>
+              <w:left w:type="dxa" w:w="100"/>
+              <w:bottom w:type="dxa" w:w="60"/>
+              <w:right w:type="dxa" w:w="100"/>
+            </w:tcMar>
+          </w:tcPr>
+          <w:p>
+            <w:pPr>
+              <w:spacing w:after="40" w:before="40"/>
+            </w:pPr>
+            <w:r>
+              <w:t xml:space="preserve">R91</w:t>
+            </w:r>
+          </w:p>
+        </w:tc>
+        <w:tc>
+          <w:tcPr>
+            <w:tcW w:type="dxa" w:w="4538"/>
+            <w:shd w:fill="F6F4FE" w:color="auto" w:val="clear"/>
+            <w:tcMar>
+              <w:top w:type="dxa" w:w="60"/>
+              <w:left w:type="dxa" w:w="100"/>
+              <w:bottom w:type="dxa" w:w="60"/>
+              <w:right w:type="dxa" w:w="100"/>
+            </w:tcMar>
+          </w:tcPr>
+          <w:p>
+            <w:pPr>
+              <w:spacing w:after="40" w:before="40"/>
+            </w:pPr>
+            <w:r>
+              <w:t xml:space="preserve">A API </w:t>
+            </w:r>
+            <w:r>
+              <w:rPr>
+                <w:b/>
+                <w:bCs/>
+              </w:rPr>
+              <w:t xml:space="preserve">confere a unidade em todo pedido</w:t>
+            </w:r>
+            <w:r>
+              <w:t xml:space="preserve"> (tem que estar na sessão) e, nas escritas, confere de novo no banco. O n8n filtra toda consulta pela unidade: id de outra unidade não é encontrado</w:t>
+            </w:r>
+          </w:p>
+        </w:tc>
+        <w:tc>
+          <w:tcPr>
+            <w:tcW w:type="dxa" w:w="4538"/>
+            <w:shd w:fill="F6F4FE" w:color="auto" w:val="clear"/>
+            <w:tcMar>
+              <w:top w:type="dxa" w:w="60"/>
+              <w:left w:type="dxa" w:w="100"/>
+              <w:bottom w:type="dxa" w:w="60"/>
+              <w:right w:type="dxa" w:w="100"/>
+            </w:tcMar>
+          </w:tcPr>
+          <w:p>
+            <w:pPr>
+              <w:spacing w:after="40" w:before="40"/>
+            </w:pPr>
+            <w:r>
+              <w:rPr>
+                <w:rFonts w:ascii="Consolas" w:cs="Consolas" w:eastAsia="Consolas" w:hAnsi="Consolas"/>
+                <w:color w:val="6A1BBF"/>
+                <w:sz w:val="18"/>
+                <w:szCs w:val="18"/>
+                <w:shd w:fill="F1ECFB" w:color="auto" w:val="clear"/>
+              </w:rPr>
+              <w:t xml:space="preserve">lerUnidade</w:t>
+            </w:r>
+            <w:r>
+              <w:t xml:space="preserve">, </w:t>
+            </w:r>
+            <w:r>
+              <w:rPr>
+                <w:rFonts w:ascii="Consolas" w:cs="Consolas" w:eastAsia="Consolas" w:hAnsi="Consolas"/>
+                <w:color w:val="6A1BBF"/>
+                <w:sz w:val="18"/>
+                <w:szCs w:val="18"/>
+                <w:shd w:fill="F1ECFB" w:color="auto" w:val="clear"/>
+              </w:rPr>
+              <w:t xml:space="preserve">revalidarSessao</w:t>
+            </w:r>
+            <w:r>
+              <w:t xml:space="preserve">; </w:t>
+            </w:r>
+            <w:r>
+              <w:rPr>
+                <w:rFonts w:ascii="Consolas" w:cs="Consolas" w:eastAsia="Consolas" w:hAnsi="Consolas"/>
+                <w:color w:val="6A1BBF"/>
+                <w:sz w:val="18"/>
+                <w:szCs w:val="18"/>
+                <w:shd w:fill="F1ECFB" w:color="auto" w:val="clear"/>
+              </w:rPr>
+              <w:t xml:space="preserve">@unidade</w:t>
+            </w:r>
+            <w:r>
+              <w:t xml:space="preserve"> nos nós </w:t>
+            </w:r>
+            <w:r>
+              <w:rPr>
+                <w:rFonts w:ascii="Consolas" w:cs="Consolas" w:eastAsia="Consolas" w:hAnsi="Consolas"/>
+                <w:color w:val="6A1BBF"/>
+                <w:sz w:val="18"/>
+                <w:szCs w:val="18"/>
+                <w:shd w:fill="F1ECFB" w:color="auto" w:val="clear"/>
+              </w:rPr>
+              <w:t xml:space="preserve">Preparar</w:t>
+            </w:r>
+            <w:r>
+              <w:t xml:space="preserve">/</w:t>
+            </w:r>
+            <w:r>
+              <w:rPr>
+                <w:rFonts w:ascii="Consolas" w:cs="Consolas" w:eastAsia="Consolas" w:hAnsi="Consolas"/>
+                <w:color w:val="6A1BBF"/>
+                <w:sz w:val="18"/>
+                <w:szCs w:val="18"/>
+                <w:shd w:fill="F1ECFB" w:color="auto" w:val="clear"/>
+              </w:rPr>
+              <w:t xml:space="preserve">Validar</w:t>
+            </w:r>
+          </w:p>
+        </w:tc>
+      </w:tr>
+      <w:tr>
+        <w:trPr>
+          <w:cantSplit/>
+        </w:trPr>
+        <w:tc>
+          <w:tcPr>
+            <w:tcW w:type="dxa" w:w="562"/>
+            <w:tcMar>
+              <w:top w:type="dxa" w:w="60"/>
+              <w:left w:type="dxa" w:w="100"/>
+              <w:bottom w:type="dxa" w:w="60"/>
+              <w:right w:type="dxa" w:w="100"/>
+            </w:tcMar>
+          </w:tcPr>
+          <w:p>
+            <w:pPr>
+              <w:spacing w:after="40" w:before="40"/>
+            </w:pPr>
+            <w:r>
+              <w:t xml:space="preserve">R92</w:t>
+            </w:r>
+          </w:p>
+        </w:tc>
+        <w:tc>
+          <w:tcPr>
+            <w:tcW w:type="dxa" w:w="4538"/>
+            <w:tcMar>
+              <w:top w:type="dxa" w:w="60"/>
+              <w:left w:type="dxa" w:w="100"/>
+              <w:bottom w:type="dxa" w:w="60"/>
+              <w:right w:type="dxa" w:w="100"/>
+            </w:tcMar>
+          </w:tcPr>
+          <w:p>
+            <w:pPr>
+              <w:spacing w:after="40" w:before="40"/>
+            </w:pPr>
+            <w:r>
+              <w:t xml:space="preserve">Mudar as unidades de uma pessoa fica nos eventos (</w:t>
+            </w:r>
+            <w:r>
+              <w:rPr>
+                <w:b/>
+                <w:bCs/>
+              </w:rPr>
+              <w:t xml:space="preserve">Unidades alteradas</w:t>
+            </w:r>
+            <w:r>
+              <w:t xml:space="preserve">) e encerra as ações da sessão dela</w:t>
+            </w:r>
+          </w:p>
+        </w:tc>
+        <w:tc>
+          <w:tcPr>
+            <w:tcW w:type="dxa" w:w="4538"/>
+            <w:tcMar>
+              <w:top w:type="dxa" w:w="60"/>
+              <w:left w:type="dxa" w:w="100"/>
+              <w:bottom w:type="dxa" w:w="60"/>
+              <w:right w:type="dxa" w:w="100"/>
+            </w:tcMar>
+          </w:tcPr>
+          <w:p>
+            <w:pPr>
+              <w:spacing w:after="40" w:before="40"/>
+            </w:pPr>
+            <w:r>
+              <w:rPr>
+                <w:rFonts w:ascii="Consolas" w:cs="Consolas" w:eastAsia="Consolas" w:hAnsi="Consolas"/>
+                <w:color w:val="6A1BBF"/>
+                <w:sz w:val="18"/>
+                <w:szCs w:val="18"/>
+                <w:shd w:fill="F1ECFB" w:color="auto" w:val="clear"/>
+              </w:rPr>
+              <w:t xml:space="preserve">alterar</w:t>
+            </w:r>
+            <w:r>
+              <w:t xml:space="preserve"> (</w:t>
+            </w:r>
+            <w:r>
+              <w:rPr>
+                <w:color w:val="1C1FC8"/>
+              </w:rPr>
+              <w:t xml:space="preserve">usuarios-preparar.js</w:t>
+            </w:r>
+            <w:r>
+              <w:t xml:space="preserve">)</w:t>
+            </w:r>
+          </w:p>
+        </w:tc>
+      </w:tr>
+      <w:tr>
+        <w:trPr>
+          <w:cantSplit/>
+        </w:trPr>
+        <w:tc>
+          <w:tcPr>
+            <w:tcW w:type="dxa" w:w="562"/>
+            <w:shd w:fill="F6F4FE" w:color="auto" w:val="clear"/>
+            <w:tcMar>
+              <w:top w:type="dxa" w:w="60"/>
+              <w:left w:type="dxa" w:w="100"/>
+              <w:bottom w:type="dxa" w:w="60"/>
+              <w:right w:type="dxa" w:w="100"/>
+            </w:tcMar>
+          </w:tcPr>
+          <w:p>
+            <w:pPr>
+              <w:spacing w:after="40" w:before="40"/>
+            </w:pPr>
+            <w:r>
+              <w:t xml:space="preserve">R93</w:t>
+            </w:r>
+          </w:p>
+        </w:tc>
+        <w:tc>
+          <w:tcPr>
+            <w:tcW w:type="dxa" w:w="4538"/>
+            <w:shd w:fill="F6F4FE" w:color="auto" w:val="clear"/>
+            <w:tcMar>
+              <w:top w:type="dxa" w:w="60"/>
+              <w:left w:type="dxa" w:w="100"/>
+              <w:bottom w:type="dxa" w:w="60"/>
+              <w:right w:type="dxa" w:w="100"/>
+            </w:tcMar>
+          </w:tcPr>
+          <w:p>
+            <w:pPr>
+              <w:spacing w:after="40" w:before="40"/>
+            </w:pPr>
+            <w:r>
+              <w:t xml:space="preserve">O </w:t>
+            </w:r>
+            <w:r>
+              <w:rPr>
+                <w:b/>
+                <w:bCs/>
+              </w:rPr>
+              <w:t xml:space="preserve">CID</w:t>
+            </w:r>
+            <w:r>
+              <w:t xml:space="preserve"> de cada unidade fica nas </w:t>
+            </w:r>
+            <w:r>
+              <w:rPr>
+                <w:b/>
+                <w:bCs/>
+              </w:rPr>
+              <w:t xml:space="preserve">Variables do n8n</w:t>
+            </w:r>
+            <w:r>
+              <w:t xml:space="preserve">, </w:t>
+            </w:r>
+            <w:r>
+              <w:rPr>
+                <w:rFonts w:ascii="Consolas" w:cs="Consolas" w:eastAsia="Consolas" w:hAnsi="Consolas"/>
+                <w:color w:val="6A1BBF"/>
+                <w:sz w:val="18"/>
+                <w:szCs w:val="18"/>
+                <w:shd w:fill="F1ECFB" w:color="auto" w:val="clear"/>
+              </w:rPr>
+              <w:t xml:space="preserve">CNN_CID_&lt;código&gt;</w:t>
+            </w:r>
+            <w:r>
+              <w:t xml:space="preserve">. Nunca no fluxo, no banco ou no Git</w:t>
+            </w:r>
+          </w:p>
+        </w:tc>
+        <w:tc>
+          <w:tcPr>
+            <w:tcW w:type="dxa" w:w="4538"/>
+            <w:shd w:fill="F6F4FE" w:color="auto" w:val="clear"/>
+            <w:tcMar>
+              <w:top w:type="dxa" w:w="60"/>
+              <w:left w:type="dxa" w:w="100"/>
+              <w:bottom w:type="dxa" w:w="60"/>
+              <w:right w:type="dxa" w:w="100"/>
+            </w:tcMar>
+          </w:tcPr>
+          <w:p>
+            <w:pPr>
+              <w:spacing w:after="40" w:before="40"/>
+            </w:pPr>
+            <w:r>
+              <w:rPr>
+                <w:rFonts w:ascii="Consolas" w:cs="Consolas" w:eastAsia="Consolas" w:hAnsi="Consolas"/>
+                <w:color w:val="1C1FC8"/>
+                <w:sz w:val="18"/>
+                <w:szCs w:val="18"/>
+                <w:shd w:fill="F1ECFB" w:color="auto" w:val="clear"/>
+              </w:rPr>
+              <w:t xml:space="preserve">_unidade.js</w:t>
+            </w:r>
+            <w:r>
+              <w:t xml:space="preserve">; </w:t>
+            </w:r>
+            <w:r>
+              <w:rPr>
+                <w:rFonts w:ascii="Consolas" w:cs="Consolas" w:eastAsia="Consolas" w:hAnsi="Consolas"/>
+                <w:color w:val="6A1BBF"/>
+                <w:sz w:val="18"/>
+                <w:szCs w:val="18"/>
+                <w:shd w:fill="F1ECFB" w:color="auto" w:val="clear"/>
+              </w:rPr>
+              <w:t xml:space="preserve">npm run check</w:t>
+            </w:r>
+          </w:p>
+        </w:tc>
+      </w:tr>
+      <w:tr>
+        <w:trPr>
+          <w:cantSplit/>
+        </w:trPr>
+        <w:tc>
+          <w:tcPr>
+            <w:tcW w:type="dxa" w:w="562"/>
+            <w:tcMar>
+              <w:top w:type="dxa" w:w="60"/>
+              <w:left w:type="dxa" w:w="100"/>
+              <w:bottom w:type="dxa" w:w="60"/>
+              <w:right w:type="dxa" w:w="100"/>
+            </w:tcMar>
+          </w:tcPr>
+          <w:p>
+            <w:pPr>
+              <w:spacing w:after="40" w:before="40"/>
+            </w:pPr>
+            <w:r>
+              <w:t xml:space="preserve">R94</w:t>
+            </w:r>
+          </w:p>
+        </w:tc>
+        <w:tc>
+          <w:tcPr>
+            <w:tcW w:type="dxa" w:w="4538"/>
+            <w:tcMar>
+              <w:top w:type="dxa" w:w="60"/>
+              <w:left w:type="dxa" w:w="100"/>
+              <w:bottom w:type="dxa" w:w="60"/>
+              <w:right w:type="dxa" w:w="100"/>
+            </w:tcMar>
+          </w:tcPr>
+          <w:p>
+            <w:pPr>
+              <w:spacing w:after="40" w:before="40"/>
+            </w:pPr>
+            <w:r>
+              <w:t xml:space="preserve">O bloqueio das 01:00 roda </w:t>
+            </w:r>
+            <w:r>
+              <w:rPr>
+                <w:b/>
+                <w:bCs/>
+              </w:rPr>
+              <w:t xml:space="preserve">uma unidade por vez</w:t>
+            </w:r>
+            <w:r>
+              <w:t xml:space="preserve">, num subfluxo. Erro numa unidade (por exemplo, sem CID) </w:t>
+            </w:r>
+            <w:r>
+              <w:rPr>
+                <w:b/>
+                <w:bCs/>
+              </w:rPr>
+              <w:t xml:space="preserve">não para</w:t>
+            </w:r>
+            <w:r>
+              <w:t xml:space="preserve"> a outra. A liberação das 02:00 pula a unidade sem CID e segue com as outras</w:t>
+            </w:r>
+          </w:p>
+        </w:tc>
+        <w:tc>
+          <w:tcPr>
+            <w:tcW w:type="dxa" w:w="4538"/>
+            <w:tcMar>
+              <w:top w:type="dxa" w:w="60"/>
+              <w:left w:type="dxa" w:w="100"/>
+              <w:bottom w:type="dxa" w:w="60"/>
+              <w:right w:type="dxa" w:w="100"/>
+            </w:tcMar>
+          </w:tcPr>
+          <w:p>
+            <w:pPr>
+              <w:spacing w:after="40" w:before="40"/>
+            </w:pPr>
+            <w:r>
+              <w:rPr>
+                <w:rFonts w:ascii="Consolas" w:cs="Consolas" w:eastAsia="Consolas" w:hAnsi="Consolas"/>
+                <w:color w:val="6A1BBF"/>
+                <w:sz w:val="18"/>
+                <w:szCs w:val="18"/>
+                <w:shd w:fill="F1ECFB" w:color="auto" w:val="clear"/>
+              </w:rPr>
+              <w:t xml:space="preserve">bloquear unidade</w:t>
+            </w:r>
+            <w:r>
+              <w:t xml:space="preserve">; </w:t>
+            </w:r>
+            <w:r>
+              <w:rPr>
+                <w:rFonts w:ascii="Consolas" w:cs="Consolas" w:eastAsia="Consolas" w:hAnsi="Consolas"/>
+                <w:color w:val="6A1BBF"/>
+                <w:sz w:val="18"/>
+                <w:szCs w:val="18"/>
+                <w:shd w:fill="F1ECFB" w:color="auto" w:val="clear"/>
+              </w:rPr>
+              <w:t xml:space="preserve">montar candidatos</w:t>
+            </w:r>
+          </w:p>
+        </w:tc>
+      </w:tr>
+      <w:tr>
+        <w:trPr>
+          <w:cantSplit/>
+        </w:trPr>
+        <w:tc>
+          <w:tcPr>
+            <w:tcW w:type="dxa" w:w="562"/>
+            <w:shd w:fill="F6F4FE" w:color="auto" w:val="clear"/>
+            <w:tcMar>
+              <w:top w:type="dxa" w:w="60"/>
+              <w:left w:type="dxa" w:w="100"/>
+              <w:bottom w:type="dxa" w:w="60"/>
+              <w:right w:type="dxa" w:w="100"/>
+            </w:tcMar>
+          </w:tcPr>
+          <w:p>
+            <w:pPr>
+              <w:spacing w:after="40" w:before="40"/>
+            </w:pPr>
+            <w:r>
+              <w:t xml:space="preserve">R95</w:t>
+            </w:r>
+          </w:p>
+        </w:tc>
+        <w:tc>
+          <w:tcPr>
+            <w:tcW w:type="dxa" w:w="4538"/>
+            <w:shd w:fill="F6F4FE" w:color="auto" w:val="clear"/>
+            <w:tcMar>
+              <w:top w:type="dxa" w:w="60"/>
+              <w:left w:type="dxa" w:w="100"/>
+              <w:bottom w:type="dxa" w:w="60"/>
+              <w:right w:type="dxa" w:w="100"/>
+            </w:tcMar>
+          </w:tcPr>
+          <w:p>
+            <w:pPr>
+              <w:spacing w:after="40" w:before="40"/>
+            </w:pPr>
+            <w:r>
+              <w:t xml:space="preserve">Unidade nova entra </w:t>
+            </w:r>
+            <w:r>
+              <w:rPr>
+                <w:b/>
+                <w:bCs/>
+              </w:rPr>
+              <w:t xml:space="preserve">já bloqueando</w:t>
+            </w:r>
+            <w:r>
+              <w:t xml:space="preserve"> na primeira madrugada (sem modo de simulação). Unidade com </w:t>
+            </w:r>
+            <w:r>
+              <w:rPr>
+                <w:rFonts w:ascii="Consolas" w:cs="Consolas" w:eastAsia="Consolas" w:hAnsi="Consolas"/>
+                <w:color w:val="6A1BBF"/>
+                <w:sz w:val="18"/>
+                <w:szCs w:val="18"/>
+                <w:shd w:fill="F1ECFB" w:color="auto" w:val="clear"/>
+              </w:rPr>
+              <w:t xml:space="preserve">Ativa = 0</w:t>
+            </w:r>
+            <w:r>
+              <w:t xml:space="preserve"> sai da escolha, do bloqueio e da liberação, sem apagar dados</w:t>
+            </w:r>
+          </w:p>
+        </w:tc>
+        <w:tc>
+          <w:tcPr>
+            <w:tcW w:type="dxa" w:w="4538"/>
+            <w:shd w:fill="F6F4FE" w:color="auto" w:val="clear"/>
+            <w:tcMar>
+              <w:top w:type="dxa" w:w="60"/>
+              <w:left w:type="dxa" w:w="100"/>
+              <w:bottom w:type="dxa" w:w="60"/>
+              <w:right w:type="dxa" w:w="100"/>
+            </w:tcMar>
+          </w:tcPr>
+          <w:p>
+            <w:pPr>
+              <w:spacing w:after="40" w:before="40"/>
+            </w:pPr>
+            <w:r>
+              <w:rPr>
+                <w:color w:val="1C1FC8"/>
+              </w:rPr>
+              <w:t xml:space="preserve">unidades.md</w:t>
             </w:r>
           </w:p>
         </w:tc>
